--- a/Azure/Prepration/GIT.docx
+++ b/Azure/Prepration/GIT.docx
@@ -19,8 +19,13 @@
       </w:r>
     </w:p>
     <w:p>
-      <w:r>
-        <w:t>A .git directory that stores the complete history and version tracking of your project.</w:t>
+      <w:proofErr w:type="gramStart"/>
+      <w:r>
+        <w:t>A .git</w:t>
+      </w:r>
+      <w:proofErr w:type="gramEnd"/>
+      <w:r>
+        <w:t xml:space="preserve"> directory that stores the complete history and version tracking of your project.</w:t>
       </w:r>
     </w:p>
     <w:p/>
@@ -97,13 +102,18 @@
     <w:p/>
     <w:p>
       <w:r>
-        <w:t>What is the purpose of the .</w:t>
+        <w:t xml:space="preserve">What is the purpose of </w:t>
+      </w:r>
+      <w:proofErr w:type="gramStart"/>
+      <w:r>
+        <w:t>the .</w:t>
       </w:r>
       <w:proofErr w:type="spellStart"/>
       <w:r>
         <w:t>gitignore</w:t>
       </w:r>
       <w:proofErr w:type="spellEnd"/>
+      <w:proofErr w:type="gramEnd"/>
       <w:r>
         <w:t xml:space="preserve"> file?</w:t>
       </w:r>
@@ -144,18 +154,33 @@
       </w:r>
     </w:p>
     <w:p>
-      <w:r>
-        <w:t>  git status → Current state of working directory/staging.</w:t>
-      </w:r>
-    </w:p>
-    <w:p>
-      <w:r>
-        <w:t>  git log → Commit history.</w:t>
-      </w:r>
-    </w:p>
-    <w:p>
-      <w:r>
-        <w:t>  git show → Details &amp; changes of a specific commit.</w:t>
+      <w:proofErr w:type="gramStart"/>
+      <w:r>
+        <w:t>  git</w:t>
+      </w:r>
+      <w:proofErr w:type="gramEnd"/>
+      <w:r>
+        <w:t xml:space="preserve"> status → Current state of working directory/staging.</w:t>
+      </w:r>
+    </w:p>
+    <w:p>
+      <w:proofErr w:type="gramStart"/>
+      <w:r>
+        <w:t>  git</w:t>
+      </w:r>
+      <w:proofErr w:type="gramEnd"/>
+      <w:r>
+        <w:t xml:space="preserve"> log → Commit history.</w:t>
+      </w:r>
+    </w:p>
+    <w:p>
+      <w:proofErr w:type="gramStart"/>
+      <w:r>
+        <w:t>  git</w:t>
+      </w:r>
+      <w:proofErr w:type="gramEnd"/>
+      <w:r>
+        <w:t xml:space="preserve"> show → Details &amp; changes of a specific commit.</w:t>
       </w:r>
     </w:p>
     <w:p/>
@@ -269,7 +294,15 @@
     <w:p/>
     <w:p>
       <w:r>
-        <w:t>What is the purpose of git cherry-pick?</w:t>
+        <w:t xml:space="preserve">What is the purpose of git </w:t>
+      </w:r>
+      <w:proofErr w:type="gramStart"/>
+      <w:r>
+        <w:t>cherry-pick</w:t>
+      </w:r>
+      <w:proofErr w:type="gramEnd"/>
+      <w:r>
+        <w:t>?</w:t>
       </w:r>
     </w:p>
     <w:p>
@@ -277,68 +310,52 @@
         <w:t>To apply a specific commit from one branch to another.</w:t>
       </w:r>
     </w:p>
+    <w:p>
+      <w:r>
+        <w:t>How do you rename a branch in Git?</w:t>
+      </w:r>
+    </w:p>
     <w:p/>
     <w:p>
       <w:r>
-        <w:t>How do you rename a branch in Git?</w:t>
+        <w:t>Current branch: git branch -m &lt;new-name&gt;</w:t>
       </w:r>
     </w:p>
     <w:p/>
     <w:p>
       <w:r>
-        <w:t>Current branch: git branch -m &lt;new-name&gt;</w:t>
+        <w:t xml:space="preserve">Remote: git push </w:t>
+      </w:r>
+      <w:proofErr w:type="gramStart"/>
+      <w:r>
+        <w:t>origin :old</w:t>
+      </w:r>
+      <w:proofErr w:type="gramEnd"/>
+      <w:r>
+        <w:t>-name &lt;new-name&gt; + git push --set-upstream origin &lt;new-name&gt;</w:t>
       </w:r>
     </w:p>
     <w:p/>
     <w:p>
       <w:r>
-        <w:t>Remote: git push origin :old-name &lt;new-name&gt; + git push --set-upstream origin &lt;new-name&gt;</w:t>
+        <w:t>What is the difference between git pull --rebase and git pull?</w:t>
       </w:r>
     </w:p>
     <w:p/>
     <w:p>
       <w:r>
-        <w:t>What is the difference between git pull --rebase and git pull?</w:t>
+        <w:t>git pull: Fetches + merges (adds merge commit).</w:t>
       </w:r>
     </w:p>
     <w:p/>
     <w:p>
       <w:r>
-        <w:t>git pull: Fetches + merges (adds merge commit).</w:t>
-      </w:r>
-    </w:p>
-    <w:p/>
-    <w:p>
-      <w:r>
         <w:t>git pull --rebase: Re-applies your changes over latest remote (linear history).</w:t>
       </w:r>
     </w:p>
     <w:p>
       <w:r>
         <w:t>--</w:t>
-      </w:r>
-    </w:p>
-    <w:p>
-      <w:pPr>
-        <w:rPr>
-          <w:b/>
-          <w:bCs/>
-        </w:rPr>
-      </w:pPr>
-      <w:r>
-        <w:rPr>
-          <w:rFonts w:ascii="Segoe UI Emoji" w:hAnsi="Segoe UI Emoji" w:cs="Segoe UI Emoji"/>
-          <w:b/>
-          <w:bCs/>
-        </w:rPr>
-        <w:t>📝</w:t>
-      </w:r>
-      <w:r>
-        <w:rPr>
-          <w:b/>
-          <w:bCs/>
-        </w:rPr>
-        <w:t xml:space="preserve"> Short Summary</w:t>
       </w:r>
     </w:p>
     <w:tbl>
@@ -354,120 +371,1751 @@
         <w:tblLook w:val="04A0" w:firstRow="1" w:lastRow="0" w:firstColumn="1" w:lastColumn="0" w:noHBand="0" w:noVBand="1"/>
       </w:tblPr>
       <w:tblGrid>
-        <w:gridCol w:w="1126"/>
-        <w:gridCol w:w="2075"/>
-        <w:gridCol w:w="2636"/>
+        <w:gridCol w:w="8879"/>
+        <w:gridCol w:w="66"/>
+        <w:gridCol w:w="81"/>
       </w:tblGrid>
       <w:tr>
         <w:trPr>
-          <w:tblHeader/>
           <w:tblCellSpacing w:w="15" w:type="dxa"/>
         </w:trPr>
         <w:tc>
           <w:tcPr>
             <w:tcW w:w="0" w:type="auto"/>
             <w:vAlign w:val="center"/>
-            <w:hideMark/>
           </w:tcPr>
+          <w:p/>
+          <w:p/>
+          <w:p>
+            <w:r>
+              <w:rPr>
+                <w:noProof/>
+              </w:rPr>
+              <w:drawing>
+                <wp:inline distT="0" distB="0" distL="0" distR="0" wp14:anchorId="0F5F7688" wp14:editId="5C52F428">
+                  <wp:extent cx="3378374" cy="2101958"/>
+                  <wp:effectExtent l="0" t="0" r="0" b="0"/>
+                  <wp:docPr id="287112501" name="Picture 1"/>
+                  <wp:cNvGraphicFramePr>
+                    <a:graphicFrameLocks xmlns:a="http://schemas.openxmlformats.org/drawingml/2006/main" noChangeAspect="1"/>
+                  </wp:cNvGraphicFramePr>
+                  <a:graphic xmlns:a="http://schemas.openxmlformats.org/drawingml/2006/main">
+                    <a:graphicData uri="http://schemas.openxmlformats.org/drawingml/2006/picture">
+                      <pic:pic xmlns:pic="http://schemas.openxmlformats.org/drawingml/2006/picture">
+                        <pic:nvPicPr>
+                          <pic:cNvPr id="287112501" name=""/>
+                          <pic:cNvPicPr/>
+                        </pic:nvPicPr>
+                        <pic:blipFill>
+                          <a:blip r:embed="rId5"/>
+                          <a:stretch>
+                            <a:fillRect/>
+                          </a:stretch>
+                        </pic:blipFill>
+                        <pic:spPr>
+                          <a:xfrm>
+                            <a:off x="0" y="0"/>
+                            <a:ext cx="3378374" cy="2101958"/>
+                          </a:xfrm>
+                          <a:prstGeom prst="rect">
+                            <a:avLst/>
+                          </a:prstGeom>
+                        </pic:spPr>
+                      </pic:pic>
+                    </a:graphicData>
+                  </a:graphic>
+                </wp:inline>
+              </w:drawing>
+            </w:r>
+          </w:p>
+          <w:p>
+            <w:r>
+              <w:rPr>
+                <w:noProof/>
+              </w:rPr>
+              <w:lastRenderedPageBreak/>
+              <w:drawing>
+                <wp:inline distT="0" distB="0" distL="0" distR="0" wp14:anchorId="0F809DE2" wp14:editId="54359422">
+                  <wp:extent cx="5731510" cy="3957320"/>
+                  <wp:effectExtent l="0" t="0" r="2540" b="5080"/>
+                  <wp:docPr id="845161087" name="Picture 1"/>
+                  <wp:cNvGraphicFramePr>
+                    <a:graphicFrameLocks xmlns:a="http://schemas.openxmlformats.org/drawingml/2006/main" noChangeAspect="1"/>
+                  </wp:cNvGraphicFramePr>
+                  <a:graphic xmlns:a="http://schemas.openxmlformats.org/drawingml/2006/main">
+                    <a:graphicData uri="http://schemas.openxmlformats.org/drawingml/2006/picture">
+                      <pic:pic xmlns:pic="http://schemas.openxmlformats.org/drawingml/2006/picture">
+                        <pic:nvPicPr>
+                          <pic:cNvPr id="845161087" name=""/>
+                          <pic:cNvPicPr/>
+                        </pic:nvPicPr>
+                        <pic:blipFill>
+                          <a:blip r:embed="rId6"/>
+                          <a:stretch>
+                            <a:fillRect/>
+                          </a:stretch>
+                        </pic:blipFill>
+                        <pic:spPr>
+                          <a:xfrm>
+                            <a:off x="0" y="0"/>
+                            <a:ext cx="5731510" cy="3957320"/>
+                          </a:xfrm>
+                          <a:prstGeom prst="rect">
+                            <a:avLst/>
+                          </a:prstGeom>
+                        </pic:spPr>
+                      </pic:pic>
+                    </a:graphicData>
+                  </a:graphic>
+                </wp:inline>
+              </w:drawing>
+            </w:r>
+          </w:p>
+          <w:p>
+            <w:r>
+              <w:rPr>
+                <w:noProof/>
+              </w:rPr>
+              <w:drawing>
+                <wp:inline distT="0" distB="0" distL="0" distR="0" wp14:anchorId="1CCD7394" wp14:editId="10D7C8C3">
+                  <wp:extent cx="4705592" cy="4445228"/>
+                  <wp:effectExtent l="0" t="0" r="0" b="0"/>
+                  <wp:docPr id="325832438" name="Picture 1"/>
+                  <wp:cNvGraphicFramePr>
+                    <a:graphicFrameLocks xmlns:a="http://schemas.openxmlformats.org/drawingml/2006/main" noChangeAspect="1"/>
+                  </wp:cNvGraphicFramePr>
+                  <a:graphic xmlns:a="http://schemas.openxmlformats.org/drawingml/2006/main">
+                    <a:graphicData uri="http://schemas.openxmlformats.org/drawingml/2006/picture">
+                      <pic:pic xmlns:pic="http://schemas.openxmlformats.org/drawingml/2006/picture">
+                        <pic:nvPicPr>
+                          <pic:cNvPr id="325832438" name=""/>
+                          <pic:cNvPicPr/>
+                        </pic:nvPicPr>
+                        <pic:blipFill>
+                          <a:blip r:embed="rId7"/>
+                          <a:stretch>
+                            <a:fillRect/>
+                          </a:stretch>
+                        </pic:blipFill>
+                        <pic:spPr>
+                          <a:xfrm>
+                            <a:off x="0" y="0"/>
+                            <a:ext cx="4705592" cy="4445228"/>
+                          </a:xfrm>
+                          <a:prstGeom prst="rect">
+                            <a:avLst/>
+                          </a:prstGeom>
+                        </pic:spPr>
+                      </pic:pic>
+                    </a:graphicData>
+                  </a:graphic>
+                </wp:inline>
+              </w:drawing>
+            </w:r>
+          </w:p>
           <w:p>
             <w:pPr>
-              <w:rPr>
-                <w:b/>
-                <w:bCs/>
-              </w:rPr>
+              <w:pStyle w:val="Heading1"/>
             </w:pPr>
-            <w:r>
-              <w:rPr>
-                <w:b/>
-                <w:bCs/>
-              </w:rPr>
-              <w:t>Command</w:t>
-            </w:r>
-          </w:p>
+            <w:proofErr w:type="gramStart"/>
+            <w:r>
+              <w:lastRenderedPageBreak/>
+              <w:t>GITOPS:-</w:t>
+            </w:r>
+            <w:proofErr w:type="gramEnd"/>
+          </w:p>
+          <w:p>
+            <w:pPr>
+              <w:rPr>
+                <w:b/>
+                <w:bCs/>
+              </w:rPr>
+            </w:pPr>
+            <w:r>
+              <w:rPr>
+                <w:rFonts w:ascii="Segoe UI Emoji" w:hAnsi="Segoe UI Emoji" w:cs="Segoe UI Emoji"/>
+                <w:b/>
+                <w:bCs/>
+              </w:rPr>
+              <w:t>🔹</w:t>
+            </w:r>
+            <w:r>
+              <w:rPr>
+                <w:b/>
+                <w:bCs/>
+              </w:rPr>
+              <w:t xml:space="preserve"> </w:t>
+            </w:r>
+            <w:proofErr w:type="spellStart"/>
+            <w:r>
+              <w:rPr>
+                <w:b/>
+                <w:bCs/>
+              </w:rPr>
+              <w:t>GitOps</w:t>
+            </w:r>
+            <w:proofErr w:type="spellEnd"/>
+            <w:r>
+              <w:rPr>
+                <w:b/>
+                <w:bCs/>
+              </w:rPr>
+              <w:t xml:space="preserve"> tool </w:t>
+            </w:r>
+            <w:proofErr w:type="spellStart"/>
+            <w:r>
+              <w:rPr>
+                <w:b/>
+                <w:bCs/>
+              </w:rPr>
+              <w:t>kya</w:t>
+            </w:r>
+            <w:proofErr w:type="spellEnd"/>
+            <w:r>
+              <w:rPr>
+                <w:b/>
+                <w:bCs/>
+              </w:rPr>
+              <w:t xml:space="preserve"> </w:t>
+            </w:r>
+            <w:proofErr w:type="spellStart"/>
+            <w:r>
+              <w:rPr>
+                <w:b/>
+                <w:bCs/>
+              </w:rPr>
+              <w:t>hota</w:t>
+            </w:r>
+            <w:proofErr w:type="spellEnd"/>
+            <w:r>
+              <w:rPr>
+                <w:b/>
+                <w:bCs/>
+              </w:rPr>
+              <w:t xml:space="preserve"> </w:t>
+            </w:r>
+            <w:proofErr w:type="spellStart"/>
+            <w:r>
+              <w:rPr>
+                <w:b/>
+                <w:bCs/>
+              </w:rPr>
+              <w:t>hai</w:t>
+            </w:r>
+            <w:proofErr w:type="spellEnd"/>
+          </w:p>
+          <w:p>
+            <w:r>
+              <w:rPr>
+                <w:rFonts w:ascii="Segoe UI Emoji" w:hAnsi="Segoe UI Emoji" w:cs="Segoe UI Emoji"/>
+              </w:rPr>
+              <w:t>👉</w:t>
+            </w:r>
+            <w:r>
+              <w:t xml:space="preserve"> </w:t>
+            </w:r>
+            <w:r>
+              <w:rPr>
+                <w:b/>
+                <w:bCs/>
+              </w:rPr>
+              <w:t>Git = single source of truth</w:t>
+            </w:r>
+            <w:r>
+              <w:br/>
+            </w:r>
+            <w:r>
+              <w:rPr>
+                <w:rFonts w:ascii="Segoe UI Emoji" w:hAnsi="Segoe UI Emoji" w:cs="Segoe UI Emoji"/>
+              </w:rPr>
+              <w:t>👉</w:t>
+            </w:r>
+            <w:r>
+              <w:t xml:space="preserve"> Infra / app configs </w:t>
+            </w:r>
+            <w:proofErr w:type="spellStart"/>
+            <w:r>
+              <w:t>Git</w:t>
+            </w:r>
+            <w:proofErr w:type="spellEnd"/>
+            <w:r>
+              <w:t xml:space="preserve"> repo me </w:t>
+            </w:r>
+            <w:proofErr w:type="spellStart"/>
+            <w:r>
+              <w:t>hote</w:t>
+            </w:r>
+            <w:proofErr w:type="spellEnd"/>
+            <w:r>
+              <w:t xml:space="preserve"> hain</w:t>
+            </w:r>
+            <w:r>
+              <w:br/>
+            </w:r>
+            <w:r>
+              <w:rPr>
+                <w:rFonts w:ascii="Segoe UI Emoji" w:hAnsi="Segoe UI Emoji" w:cs="Segoe UI Emoji"/>
+              </w:rPr>
+              <w:t>👉</w:t>
+            </w:r>
+            <w:r>
+              <w:t xml:space="preserve"> Tool automatically cluster ko </w:t>
+            </w:r>
+            <w:r>
+              <w:rPr>
+                <w:b/>
+                <w:bCs/>
+              </w:rPr>
+              <w:t xml:space="preserve">Git </w:t>
+            </w:r>
+            <w:proofErr w:type="spellStart"/>
+            <w:r>
+              <w:rPr>
+                <w:b/>
+                <w:bCs/>
+              </w:rPr>
+              <w:t>ke</w:t>
+            </w:r>
+            <w:proofErr w:type="spellEnd"/>
+            <w:r>
+              <w:rPr>
+                <w:b/>
+                <w:bCs/>
+              </w:rPr>
+              <w:t xml:space="preserve"> state se sync</w:t>
+            </w:r>
+            <w:r>
+              <w:t xml:space="preserve"> </w:t>
+            </w:r>
+            <w:proofErr w:type="spellStart"/>
+            <w:r>
+              <w:t>karta</w:t>
+            </w:r>
+            <w:proofErr w:type="spellEnd"/>
+            <w:r>
+              <w:t xml:space="preserve"> </w:t>
+            </w:r>
+            <w:proofErr w:type="spellStart"/>
+            <w:r>
+              <w:t>hai</w:t>
+            </w:r>
+            <w:proofErr w:type="spellEnd"/>
+          </w:p>
+          <w:p>
+            <w:r>
+              <w:rPr>
+                <w:rFonts w:ascii="Segoe UI Emoji" w:hAnsi="Segoe UI Emoji" w:cs="Segoe UI Emoji"/>
+              </w:rPr>
+              <w:t>👉</w:t>
+            </w:r>
+            <w:r>
+              <w:t xml:space="preserve"> Simple: </w:t>
+            </w:r>
+            <w:r>
+              <w:rPr>
+                <w:i/>
+                <w:iCs/>
+              </w:rPr>
+              <w:t xml:space="preserve">“Jo Git me </w:t>
+            </w:r>
+            <w:proofErr w:type="spellStart"/>
+            <w:r>
+              <w:rPr>
+                <w:i/>
+                <w:iCs/>
+              </w:rPr>
+              <w:t>hai</w:t>
+            </w:r>
+            <w:proofErr w:type="spellEnd"/>
+            <w:r>
+              <w:rPr>
+                <w:i/>
+                <w:iCs/>
+              </w:rPr>
+              <w:t xml:space="preserve"> </w:t>
+            </w:r>
+            <w:proofErr w:type="spellStart"/>
+            <w:r>
+              <w:rPr>
+                <w:i/>
+                <w:iCs/>
+              </w:rPr>
+              <w:t>wahi</w:t>
+            </w:r>
+            <w:proofErr w:type="spellEnd"/>
+            <w:r>
+              <w:rPr>
+                <w:i/>
+                <w:iCs/>
+              </w:rPr>
+              <w:t xml:space="preserve"> cluster me </w:t>
+            </w:r>
+            <w:proofErr w:type="spellStart"/>
+            <w:r>
+              <w:rPr>
+                <w:i/>
+                <w:iCs/>
+              </w:rPr>
+              <w:t>hona</w:t>
+            </w:r>
+            <w:proofErr w:type="spellEnd"/>
+            <w:r>
+              <w:rPr>
+                <w:i/>
+                <w:iCs/>
+              </w:rPr>
+              <w:t xml:space="preserve"> </w:t>
+            </w:r>
+            <w:proofErr w:type="spellStart"/>
+            <w:r>
+              <w:rPr>
+                <w:i/>
+                <w:iCs/>
+              </w:rPr>
+              <w:t>chahiye</w:t>
+            </w:r>
+            <w:proofErr w:type="spellEnd"/>
+            <w:r>
+              <w:rPr>
+                <w:i/>
+                <w:iCs/>
+              </w:rPr>
+              <w:t>”</w:t>
+            </w:r>
+          </w:p>
+          <w:p>
+            <w:r>
+              <w:pict w14:anchorId="20B05744">
+                <v:rect id="_x0000_i1061" style="width:0;height:1.5pt" o:hralign="center" o:hrstd="t" o:hr="t" fillcolor="#a0a0a0" stroked="f"/>
+              </w:pict>
+            </w:r>
+          </w:p>
+          <w:p>
+            <w:pPr>
+              <w:rPr>
+                <w:b/>
+                <w:bCs/>
+              </w:rPr>
+            </w:pPr>
+            <w:r>
+              <w:rPr>
+                <w:rFonts w:ascii="Segoe UI Emoji" w:hAnsi="Segoe UI Emoji" w:cs="Segoe UI Emoji"/>
+                <w:b/>
+                <w:bCs/>
+              </w:rPr>
+              <w:t>🔹</w:t>
+            </w:r>
+            <w:r>
+              <w:rPr>
+                <w:b/>
+                <w:bCs/>
+              </w:rPr>
+              <w:t xml:space="preserve"> Popular </w:t>
+            </w:r>
+            <w:proofErr w:type="spellStart"/>
+            <w:r>
+              <w:rPr>
+                <w:b/>
+                <w:bCs/>
+              </w:rPr>
+              <w:t>GitOps</w:t>
+            </w:r>
+            <w:proofErr w:type="spellEnd"/>
+            <w:r>
+              <w:rPr>
+                <w:b/>
+                <w:bCs/>
+              </w:rPr>
+              <w:t xml:space="preserve"> tools</w:t>
+            </w:r>
+          </w:p>
+          <w:p>
+            <w:pPr>
+              <w:numPr>
+                <w:ilvl w:val="0"/>
+                <w:numId w:val="1"/>
+              </w:numPr>
+            </w:pPr>
+            <w:r>
+              <w:t xml:space="preserve">Argo CD </w:t>
+            </w:r>
+            <w:r>
+              <w:rPr>
+                <w:rFonts w:ascii="Segoe UI Emoji" w:hAnsi="Segoe UI Emoji" w:cs="Segoe UI Emoji"/>
+              </w:rPr>
+              <w:t>⭐</w:t>
+            </w:r>
+            <w:r>
+              <w:t xml:space="preserve"> </w:t>
+            </w:r>
+          </w:p>
+          <w:p>
+            <w:pPr>
+              <w:numPr>
+                <w:ilvl w:val="0"/>
+                <w:numId w:val="1"/>
+              </w:numPr>
+            </w:pPr>
+            <w:r>
+              <w:t xml:space="preserve">Flux CD </w:t>
+            </w:r>
+          </w:p>
+          <w:p>
+            <w:r>
+              <w:pict w14:anchorId="281089AC">
+                <v:rect id="_x0000_i1062" style="width:0;height:1.5pt" o:hralign="center" o:hrstd="t" o:hr="t" fillcolor="#a0a0a0" stroked="f"/>
+              </w:pict>
+            </w:r>
+          </w:p>
+          <w:p>
+            <w:pPr>
+              <w:rPr>
+                <w:b/>
+                <w:bCs/>
+              </w:rPr>
+            </w:pPr>
+            <w:r>
+              <w:rPr>
+                <w:rFonts w:ascii="Segoe UI Emoji" w:hAnsi="Segoe UI Emoji" w:cs="Segoe UI Emoji"/>
+                <w:b/>
+                <w:bCs/>
+              </w:rPr>
+              <w:t>🔹</w:t>
+            </w:r>
+            <w:r>
+              <w:rPr>
+                <w:b/>
+                <w:bCs/>
+              </w:rPr>
+              <w:t xml:space="preserve"> Argo CD </w:t>
+            </w:r>
+            <w:proofErr w:type="spellStart"/>
+            <w:r>
+              <w:rPr>
+                <w:b/>
+                <w:bCs/>
+              </w:rPr>
+              <w:t>kya</w:t>
+            </w:r>
+            <w:proofErr w:type="spellEnd"/>
+            <w:r>
+              <w:rPr>
+                <w:b/>
+                <w:bCs/>
+              </w:rPr>
+              <w:t xml:space="preserve"> </w:t>
+            </w:r>
+            <w:proofErr w:type="spellStart"/>
+            <w:r>
+              <w:rPr>
+                <w:b/>
+                <w:bCs/>
+              </w:rPr>
+              <w:t>hai</w:t>
+            </w:r>
+            <w:proofErr w:type="spellEnd"/>
+          </w:p>
+          <w:p>
+            <w:r>
+              <w:rPr>
+                <w:rFonts w:ascii="Segoe UI Emoji" w:hAnsi="Segoe UI Emoji" w:cs="Segoe UI Emoji"/>
+              </w:rPr>
+              <w:t>👉</w:t>
+            </w:r>
+            <w:r>
+              <w:t xml:space="preserve"> Kubernetes ka </w:t>
+            </w:r>
+            <w:proofErr w:type="spellStart"/>
+            <w:r>
+              <w:rPr>
+                <w:b/>
+                <w:bCs/>
+              </w:rPr>
+              <w:t>GitOps</w:t>
+            </w:r>
+            <w:proofErr w:type="spellEnd"/>
+            <w:r>
+              <w:rPr>
+                <w:b/>
+                <w:bCs/>
+              </w:rPr>
+              <w:t xml:space="preserve"> tool</w:t>
+            </w:r>
+          </w:p>
+          <w:p>
+            <w:pPr>
+              <w:numPr>
+                <w:ilvl w:val="0"/>
+                <w:numId w:val="2"/>
+              </w:numPr>
+            </w:pPr>
+            <w:proofErr w:type="spellStart"/>
+            <w:r>
+              <w:t>Git</w:t>
+            </w:r>
+            <w:proofErr w:type="spellEnd"/>
+            <w:r>
+              <w:t xml:space="preserve"> repo ko continuously watch </w:t>
+            </w:r>
+            <w:proofErr w:type="spellStart"/>
+            <w:r>
+              <w:t>karta</w:t>
+            </w:r>
+            <w:proofErr w:type="spellEnd"/>
+            <w:r>
+              <w:t xml:space="preserve"> </w:t>
+            </w:r>
+            <w:proofErr w:type="spellStart"/>
+            <w:r>
+              <w:t>hai</w:t>
+            </w:r>
+            <w:proofErr w:type="spellEnd"/>
+            <w:r>
+              <w:t xml:space="preserve"> </w:t>
+            </w:r>
+          </w:p>
+          <w:p>
+            <w:pPr>
+              <w:numPr>
+                <w:ilvl w:val="0"/>
+                <w:numId w:val="2"/>
+              </w:numPr>
+            </w:pPr>
+            <w:r>
+              <w:t xml:space="preserve">Change detect → auto deploy / sync </w:t>
+            </w:r>
+          </w:p>
+          <w:p>
+            <w:r>
+              <w:pict w14:anchorId="1D7E4748">
+                <v:rect id="_x0000_i1063" style="width:0;height:1.5pt" o:hralign="center" o:hrstd="t" o:hr="t" fillcolor="#a0a0a0" stroked="f"/>
+              </w:pict>
+            </w:r>
+          </w:p>
+          <w:p>
+            <w:pPr>
+              <w:rPr>
+                <w:b/>
+                <w:bCs/>
+              </w:rPr>
+            </w:pPr>
+            <w:r>
+              <w:rPr>
+                <w:rFonts w:ascii="Segoe UI Emoji" w:hAnsi="Segoe UI Emoji" w:cs="Segoe UI Emoji"/>
+                <w:b/>
+                <w:bCs/>
+              </w:rPr>
+              <w:t>🔹</w:t>
+            </w:r>
+            <w:r>
+              <w:rPr>
+                <w:b/>
+                <w:bCs/>
+              </w:rPr>
+              <w:t xml:space="preserve"> Kaise </w:t>
+            </w:r>
+            <w:proofErr w:type="spellStart"/>
+            <w:r>
+              <w:rPr>
+                <w:b/>
+                <w:bCs/>
+              </w:rPr>
+              <w:t>kaam</w:t>
+            </w:r>
+            <w:proofErr w:type="spellEnd"/>
+            <w:r>
+              <w:rPr>
+                <w:b/>
+                <w:bCs/>
+              </w:rPr>
+              <w:t xml:space="preserve"> </w:t>
+            </w:r>
+            <w:proofErr w:type="spellStart"/>
+            <w:r>
+              <w:rPr>
+                <w:b/>
+                <w:bCs/>
+              </w:rPr>
+              <w:t>karta</w:t>
+            </w:r>
+            <w:proofErr w:type="spellEnd"/>
+            <w:r>
+              <w:rPr>
+                <w:b/>
+                <w:bCs/>
+              </w:rPr>
+              <w:t xml:space="preserve"> </w:t>
+            </w:r>
+            <w:proofErr w:type="spellStart"/>
+            <w:r>
+              <w:rPr>
+                <w:b/>
+                <w:bCs/>
+              </w:rPr>
+              <w:t>hai</w:t>
+            </w:r>
+            <w:proofErr w:type="spellEnd"/>
+            <w:r>
+              <w:rPr>
+                <w:b/>
+                <w:bCs/>
+              </w:rPr>
+              <w:t xml:space="preserve"> (flow)</w:t>
+            </w:r>
+          </w:p>
+          <w:p>
+            <w:r>
+              <w:t>Developer → Git push (YAML/Helm)</w:t>
+            </w:r>
+            <w:r>
+              <w:br/>
+              <w:t xml:space="preserve">        ↓</w:t>
+            </w:r>
+            <w:r>
+              <w:br/>
+              <w:t>Argo CD detect change</w:t>
+            </w:r>
+            <w:r>
+              <w:br/>
+              <w:t xml:space="preserve">        ↓</w:t>
+            </w:r>
+            <w:r>
+              <w:br/>
+              <w:t>Kubernetes cluster me deploy/update</w:t>
+            </w:r>
+          </w:p>
+          <w:p>
+            <w:r>
+              <w:pict w14:anchorId="108146B0">
+                <v:rect id="_x0000_i1064" style="width:0;height:1.5pt" o:hralign="center" o:hrstd="t" o:hr="t" fillcolor="#a0a0a0" stroked="f"/>
+              </w:pict>
+            </w:r>
+          </w:p>
+          <w:p>
+            <w:pPr>
+              <w:rPr>
+                <w:b/>
+                <w:bCs/>
+              </w:rPr>
+            </w:pPr>
+            <w:r>
+              <w:rPr>
+                <w:rFonts w:ascii="Segoe UI Emoji" w:hAnsi="Segoe UI Emoji" w:cs="Segoe UI Emoji"/>
+                <w:b/>
+                <w:bCs/>
+              </w:rPr>
+              <w:t>🔹</w:t>
+            </w:r>
+            <w:r>
+              <w:rPr>
+                <w:b/>
+                <w:bCs/>
+              </w:rPr>
+              <w:t xml:space="preserve"> Key features</w:t>
+            </w:r>
+          </w:p>
+          <w:p>
+            <w:pPr>
+              <w:numPr>
+                <w:ilvl w:val="0"/>
+                <w:numId w:val="3"/>
+              </w:numPr>
+            </w:pPr>
+            <w:r>
+              <w:t xml:space="preserve">Auto sync / manual sync </w:t>
+            </w:r>
+          </w:p>
+          <w:p>
+            <w:pPr>
+              <w:numPr>
+                <w:ilvl w:val="0"/>
+                <w:numId w:val="3"/>
+              </w:numPr>
+            </w:pPr>
+            <w:r>
+              <w:t xml:space="preserve">Rollback (Git version se) </w:t>
+            </w:r>
+          </w:p>
+          <w:p>
+            <w:pPr>
+              <w:numPr>
+                <w:ilvl w:val="0"/>
+                <w:numId w:val="3"/>
+              </w:numPr>
+            </w:pPr>
+            <w:r>
+              <w:t xml:space="preserve">UI dashboard </w:t>
+            </w:r>
+          </w:p>
+          <w:p>
+            <w:pPr>
+              <w:numPr>
+                <w:ilvl w:val="0"/>
+                <w:numId w:val="3"/>
+              </w:numPr>
+            </w:pPr>
+            <w:r>
+              <w:t xml:space="preserve">Drift detection (manual change detect) </w:t>
+            </w:r>
+          </w:p>
+          <w:p>
+            <w:r>
+              <w:pict w14:anchorId="4A8183E3">
+                <v:rect id="_x0000_i1065" style="width:0;height:1.5pt" o:hralign="center" o:hrstd="t" o:hr="t" fillcolor="#a0a0a0" stroked="f"/>
+              </w:pict>
+            </w:r>
+          </w:p>
+          <w:p>
+            <w:pPr>
+              <w:rPr>
+                <w:b/>
+                <w:bCs/>
+              </w:rPr>
+            </w:pPr>
+            <w:r>
+              <w:rPr>
+                <w:rFonts w:ascii="Segoe UI Emoji" w:hAnsi="Segoe UI Emoji" w:cs="Segoe UI Emoji"/>
+                <w:b/>
+                <w:bCs/>
+              </w:rPr>
+              <w:t>🔹</w:t>
+            </w:r>
+            <w:r>
+              <w:rPr>
+                <w:b/>
+                <w:bCs/>
+              </w:rPr>
+              <w:t xml:space="preserve"> Use case</w:t>
+            </w:r>
+          </w:p>
+          <w:p>
+            <w:pPr>
+              <w:numPr>
+                <w:ilvl w:val="0"/>
+                <w:numId w:val="4"/>
+              </w:numPr>
+            </w:pPr>
+            <w:r>
+              <w:t xml:space="preserve">Kubernetes deployments automate </w:t>
+            </w:r>
+          </w:p>
+          <w:p>
+            <w:pPr>
+              <w:numPr>
+                <w:ilvl w:val="0"/>
+                <w:numId w:val="4"/>
+              </w:numPr>
+            </w:pPr>
+            <w:r>
+              <w:lastRenderedPageBreak/>
+              <w:t xml:space="preserve">CI/CD simplify </w:t>
+            </w:r>
+          </w:p>
+          <w:p>
+            <w:pPr>
+              <w:numPr>
+                <w:ilvl w:val="0"/>
+                <w:numId w:val="4"/>
+              </w:numPr>
+            </w:pPr>
+            <w:r>
+              <w:t xml:space="preserve">Production consistency </w:t>
+            </w:r>
+          </w:p>
+          <w:p>
+            <w:r>
+              <w:pict w14:anchorId="65AD6CE9">
+                <v:rect id="_x0000_i1066" style="width:0;height:1.5pt" o:hralign="center" o:hrstd="t" o:hr="t" fillcolor="#a0a0a0" stroked="f"/>
+              </w:pict>
+            </w:r>
+          </w:p>
+          <w:p>
+            <w:pPr>
+              <w:rPr>
+                <w:b/>
+                <w:bCs/>
+              </w:rPr>
+            </w:pPr>
+            <w:r>
+              <w:rPr>
+                <w:rFonts w:ascii="Segoe UI Emoji" w:hAnsi="Segoe UI Emoji" w:cs="Segoe UI Emoji"/>
+                <w:b/>
+                <w:bCs/>
+              </w:rPr>
+              <w:t>🔥</w:t>
+            </w:r>
+            <w:r>
+              <w:rPr>
+                <w:b/>
+                <w:bCs/>
+              </w:rPr>
+              <w:t xml:space="preserve"> Interview one-liner</w:t>
+            </w:r>
+          </w:p>
+          <w:p>
+            <w:pPr>
+              <w:pBdr>
+                <w:bottom w:val="single" w:sz="6" w:space="1" w:color="auto"/>
+              </w:pBdr>
+              <w:rPr>
+                <w:i/>
+                <w:iCs/>
+              </w:rPr>
+            </w:pPr>
+            <w:r>
+              <w:rPr>
+                <w:rFonts w:ascii="Segoe UI Emoji" w:hAnsi="Segoe UI Emoji" w:cs="Segoe UI Emoji"/>
+              </w:rPr>
+              <w:t>👉</w:t>
+            </w:r>
+            <w:r>
+              <w:t xml:space="preserve"> </w:t>
+            </w:r>
+            <w:r>
+              <w:rPr>
+                <w:i/>
+                <w:iCs/>
+              </w:rPr>
+              <w:t>“</w:t>
+            </w:r>
+            <w:proofErr w:type="spellStart"/>
+            <w:r>
+              <w:rPr>
+                <w:i/>
+                <w:iCs/>
+              </w:rPr>
+              <w:t>GitOps</w:t>
+            </w:r>
+            <w:proofErr w:type="spellEnd"/>
+            <w:r>
+              <w:rPr>
+                <w:i/>
+                <w:iCs/>
+              </w:rPr>
+              <w:t xml:space="preserve"> tools like Argo CD use Git as the source of truth and automatically sync Kubernetes clusters with the desired state defined in the repository.”</w:t>
+            </w:r>
+          </w:p>
+          <w:p>
+            <w:pPr>
+              <w:rPr>
+                <w:b/>
+                <w:bCs/>
+                <w:sz w:val="40"/>
+                <w:szCs w:val="40"/>
+                <w:u w:val="single"/>
+              </w:rPr>
+            </w:pPr>
+          </w:p>
+          <w:p>
+            <w:pPr>
+              <w:rPr>
+                <w:b/>
+                <w:bCs/>
+                <w:sz w:val="40"/>
+                <w:szCs w:val="40"/>
+                <w:u w:val="single"/>
+              </w:rPr>
+            </w:pPr>
+            <w:proofErr w:type="gramStart"/>
+            <w:r>
+              <w:rPr>
+                <w:b/>
+                <w:bCs/>
+                <w:sz w:val="40"/>
+                <w:szCs w:val="40"/>
+                <w:u w:val="single"/>
+              </w:rPr>
+              <w:t>INTEGRATION:-</w:t>
+            </w:r>
+            <w:proofErr w:type="gramEnd"/>
+          </w:p>
+          <w:p/>
+          <w:p>
+            <w:pPr>
+              <w:rPr>
+                <w:b/>
+                <w:bCs/>
+              </w:rPr>
+            </w:pPr>
+            <w:r>
+              <w:rPr>
+                <w:rFonts w:ascii="Segoe UI Emoji" w:hAnsi="Segoe UI Emoji" w:cs="Segoe UI Emoji"/>
+                <w:b/>
+                <w:bCs/>
+              </w:rPr>
+              <w:t>🔹</w:t>
+            </w:r>
+            <w:r>
+              <w:rPr>
+                <w:b/>
+                <w:bCs/>
+              </w:rPr>
+              <w:t xml:space="preserve"> 1. Argo CD → Git se link</w:t>
+            </w:r>
+          </w:p>
+          <w:p>
+            <w:r>
+              <w:rPr>
+                <w:rFonts w:ascii="Segoe UI Emoji" w:hAnsi="Segoe UI Emoji" w:cs="Segoe UI Emoji"/>
+              </w:rPr>
+              <w:t>👉</w:t>
+            </w:r>
+            <w:r>
+              <w:t xml:space="preserve"> Argo CD me repo add </w:t>
+            </w:r>
+            <w:proofErr w:type="spellStart"/>
+            <w:r>
+              <w:t>karte</w:t>
+            </w:r>
+            <w:proofErr w:type="spellEnd"/>
+            <w:r>
+              <w:t xml:space="preserve"> </w:t>
+            </w:r>
+            <w:proofErr w:type="spellStart"/>
+            <w:r>
+              <w:t>ho</w:t>
+            </w:r>
+            <w:proofErr w:type="spellEnd"/>
+          </w:p>
+          <w:p>
+            <w:proofErr w:type="spellStart"/>
+            <w:r>
+              <w:t>argocd</w:t>
+            </w:r>
+            <w:proofErr w:type="spellEnd"/>
+            <w:r>
+              <w:t xml:space="preserve"> repo add https://github.com/user/repo.git \</w:t>
+            </w:r>
+            <w:r>
+              <w:br/>
+              <w:t xml:space="preserve">  --username xxx --password xxx</w:t>
+            </w:r>
+          </w:p>
+          <w:p>
+            <w:r>
+              <w:rPr>
+                <w:rFonts w:ascii="Segoe UI Emoji" w:hAnsi="Segoe UI Emoji" w:cs="Segoe UI Emoji"/>
+              </w:rPr>
+              <w:t>👉</w:t>
+            </w:r>
+            <w:r>
+              <w:t xml:space="preserve"> Private repo </w:t>
+            </w:r>
+            <w:proofErr w:type="spellStart"/>
+            <w:r>
+              <w:t>ho</w:t>
+            </w:r>
+            <w:proofErr w:type="spellEnd"/>
+            <w:r>
+              <w:t xml:space="preserve"> to SSH key / PAT use</w:t>
+            </w:r>
+          </w:p>
+          <w:p>
+            <w:r>
+              <w:pict w14:anchorId="14FF6B9B">
+                <v:rect id="_x0000_i1109" style="width:0;height:1.5pt" o:hralign="center" o:hrstd="t" o:hr="t" fillcolor="#a0a0a0" stroked="f"/>
+              </w:pict>
+            </w:r>
+          </w:p>
+          <w:p>
+            <w:pPr>
+              <w:rPr>
+                <w:b/>
+                <w:bCs/>
+              </w:rPr>
+            </w:pPr>
+            <w:r>
+              <w:rPr>
+                <w:rFonts w:ascii="Segoe UI Emoji" w:hAnsi="Segoe UI Emoji" w:cs="Segoe UI Emoji"/>
+                <w:b/>
+                <w:bCs/>
+              </w:rPr>
+              <w:t>🔹</w:t>
+            </w:r>
+            <w:r>
+              <w:rPr>
+                <w:b/>
+                <w:bCs/>
+              </w:rPr>
+              <w:t xml:space="preserve"> 2. Argo CD → Cluster se link</w:t>
+            </w:r>
+          </w:p>
+          <w:p>
+            <w:r>
+              <w:rPr>
+                <w:rFonts w:ascii="Segoe UI Emoji" w:hAnsi="Segoe UI Emoji" w:cs="Segoe UI Emoji"/>
+              </w:rPr>
+              <w:t>👉</w:t>
+            </w:r>
+            <w:r>
+              <w:t xml:space="preserve"> Default: </w:t>
+            </w:r>
+            <w:proofErr w:type="spellStart"/>
+            <w:r>
+              <w:t>jaha</w:t>
+            </w:r>
+            <w:proofErr w:type="spellEnd"/>
+            <w:r>
+              <w:t xml:space="preserve"> </w:t>
+            </w:r>
+            <w:proofErr w:type="spellStart"/>
+            <w:r>
+              <w:t>ArgoCD</w:t>
+            </w:r>
+            <w:proofErr w:type="spellEnd"/>
+            <w:r>
+              <w:t xml:space="preserve"> install </w:t>
+            </w:r>
+            <w:proofErr w:type="spellStart"/>
+            <w:r>
+              <w:t>hai</w:t>
+            </w:r>
+            <w:proofErr w:type="spellEnd"/>
+            <w:r>
+              <w:t xml:space="preserve"> </w:t>
+            </w:r>
+            <w:proofErr w:type="spellStart"/>
+            <w:r>
+              <w:t>wahi</w:t>
+            </w:r>
+            <w:proofErr w:type="spellEnd"/>
+            <w:r>
+              <w:t xml:space="preserve"> cluster connected </w:t>
+            </w:r>
+            <w:proofErr w:type="spellStart"/>
+            <w:r>
+              <w:t>hota</w:t>
+            </w:r>
+            <w:proofErr w:type="spellEnd"/>
+            <w:r>
+              <w:t xml:space="preserve"> </w:t>
+            </w:r>
+            <w:proofErr w:type="spellStart"/>
+            <w:r>
+              <w:t>hai</w:t>
+            </w:r>
+            <w:proofErr w:type="spellEnd"/>
+            <w:r>
+              <w:br/>
+            </w:r>
+            <w:r>
+              <w:rPr>
+                <w:rFonts w:ascii="Segoe UI Emoji" w:hAnsi="Segoe UI Emoji" w:cs="Segoe UI Emoji"/>
+              </w:rPr>
+              <w:t>👉</w:t>
+            </w:r>
+            <w:r>
+              <w:t xml:space="preserve"> Extra cluster add </w:t>
+            </w:r>
+            <w:proofErr w:type="spellStart"/>
+            <w:r>
+              <w:t>karna</w:t>
+            </w:r>
+            <w:proofErr w:type="spellEnd"/>
+            <w:r>
+              <w:t xml:space="preserve"> </w:t>
+            </w:r>
+            <w:proofErr w:type="spellStart"/>
+            <w:r>
+              <w:t>ho</w:t>
+            </w:r>
+            <w:proofErr w:type="spellEnd"/>
+            <w:r>
+              <w:t>:</w:t>
+            </w:r>
+          </w:p>
+          <w:p>
+            <w:proofErr w:type="spellStart"/>
+            <w:r>
+              <w:t>argocd</w:t>
+            </w:r>
+            <w:proofErr w:type="spellEnd"/>
+            <w:r>
+              <w:t xml:space="preserve"> cluster add &lt;context-name&gt;</w:t>
+            </w:r>
+          </w:p>
+          <w:p>
+            <w:r>
+              <w:pict w14:anchorId="25CFE271">
+                <v:rect id="_x0000_i1110" style="width:0;height:1.5pt" o:hralign="center" o:hrstd="t" o:hr="t" fillcolor="#a0a0a0" stroked="f"/>
+              </w:pict>
+            </w:r>
+          </w:p>
+          <w:p>
+            <w:pPr>
+              <w:rPr>
+                <w:b/>
+                <w:bCs/>
+              </w:rPr>
+            </w:pPr>
+            <w:r>
+              <w:rPr>
+                <w:rFonts w:ascii="Segoe UI Emoji" w:hAnsi="Segoe UI Emoji" w:cs="Segoe UI Emoji"/>
+                <w:b/>
+                <w:bCs/>
+              </w:rPr>
+              <w:t>🔹</w:t>
+            </w:r>
+            <w:r>
+              <w:rPr>
+                <w:b/>
+                <w:bCs/>
+              </w:rPr>
+              <w:t xml:space="preserve"> 3. Application create (MOST IMPORTANT </w:t>
+            </w:r>
+            <w:r>
+              <w:rPr>
+                <w:rFonts w:ascii="Segoe UI Emoji" w:hAnsi="Segoe UI Emoji" w:cs="Segoe UI Emoji"/>
+                <w:b/>
+                <w:bCs/>
+              </w:rPr>
+              <w:t>⭐</w:t>
+            </w:r>
+            <w:r>
+              <w:rPr>
+                <w:b/>
+                <w:bCs/>
+              </w:rPr>
+              <w:t>)</w:t>
+            </w:r>
+          </w:p>
+          <w:p>
+            <w:r>
+              <w:rPr>
+                <w:rFonts w:ascii="Segoe UI Emoji" w:hAnsi="Segoe UI Emoji" w:cs="Segoe UI Emoji"/>
+              </w:rPr>
+              <w:t>👉</w:t>
+            </w:r>
+            <w:r>
+              <w:t xml:space="preserve"> Haan, </w:t>
+            </w:r>
+            <w:proofErr w:type="spellStart"/>
+            <w:r>
+              <w:rPr>
+                <w:b/>
+                <w:bCs/>
+              </w:rPr>
+              <w:t>ArgoCD</w:t>
+            </w:r>
+            <w:proofErr w:type="spellEnd"/>
+            <w:r>
+              <w:rPr>
+                <w:b/>
+                <w:bCs/>
+              </w:rPr>
+              <w:t xml:space="preserve"> me “Application” </w:t>
+            </w:r>
+            <w:proofErr w:type="spellStart"/>
+            <w:r>
+              <w:rPr>
+                <w:b/>
+                <w:bCs/>
+              </w:rPr>
+              <w:t>banate</w:t>
+            </w:r>
+            <w:proofErr w:type="spellEnd"/>
+            <w:r>
+              <w:rPr>
+                <w:b/>
+                <w:bCs/>
+              </w:rPr>
+              <w:t xml:space="preserve"> </w:t>
+            </w:r>
+            <w:proofErr w:type="spellStart"/>
+            <w:r>
+              <w:rPr>
+                <w:b/>
+                <w:bCs/>
+              </w:rPr>
+              <w:t>ho</w:t>
+            </w:r>
+            <w:proofErr w:type="spellEnd"/>
+            <w:r>
+              <w:br/>
+              <w:t xml:space="preserve">Ye define </w:t>
+            </w:r>
+            <w:proofErr w:type="spellStart"/>
+            <w:r>
+              <w:t>karta</w:t>
+            </w:r>
+            <w:proofErr w:type="spellEnd"/>
+            <w:r>
+              <w:t xml:space="preserve"> </w:t>
+            </w:r>
+            <w:proofErr w:type="spellStart"/>
+            <w:r>
+              <w:t>hai</w:t>
+            </w:r>
+            <w:proofErr w:type="spellEnd"/>
+            <w:r>
+              <w:t>:</w:t>
+            </w:r>
+          </w:p>
+          <w:p>
+            <w:pPr>
+              <w:numPr>
+                <w:ilvl w:val="0"/>
+                <w:numId w:val="5"/>
+              </w:numPr>
+            </w:pPr>
+            <w:proofErr w:type="spellStart"/>
+            <w:r>
+              <w:t>Git</w:t>
+            </w:r>
+            <w:proofErr w:type="spellEnd"/>
+            <w:r>
+              <w:t xml:space="preserve"> repo path </w:t>
+            </w:r>
+          </w:p>
+          <w:p>
+            <w:pPr>
+              <w:numPr>
+                <w:ilvl w:val="0"/>
+                <w:numId w:val="5"/>
+              </w:numPr>
+            </w:pPr>
+            <w:r>
+              <w:t xml:space="preserve">Target cluster </w:t>
+            </w:r>
+          </w:p>
+          <w:p>
+            <w:pPr>
+              <w:numPr>
+                <w:ilvl w:val="0"/>
+                <w:numId w:val="5"/>
+              </w:numPr>
+            </w:pPr>
+            <w:r>
+              <w:t xml:space="preserve">Namespace </w:t>
+            </w:r>
+          </w:p>
+          <w:p>
+            <w:proofErr w:type="spellStart"/>
+            <w:r>
+              <w:t>argocd</w:t>
+            </w:r>
+            <w:proofErr w:type="spellEnd"/>
+            <w:r>
+              <w:t xml:space="preserve"> app create my-app \</w:t>
+            </w:r>
+            <w:r>
+              <w:br/>
+              <w:t xml:space="preserve">  --repo https://github.com/user/repo.git \</w:t>
+            </w:r>
+            <w:r>
+              <w:br/>
+              <w:t xml:space="preserve">  --path k8s-manifests \</w:t>
+            </w:r>
+            <w:r>
+              <w:br/>
+              <w:t xml:space="preserve">  --</w:t>
+            </w:r>
+            <w:proofErr w:type="spellStart"/>
+            <w:r>
+              <w:t>dest</w:t>
+            </w:r>
+            <w:proofErr w:type="spellEnd"/>
+            <w:r>
+              <w:t>-server https://kubernetes.default.svc \</w:t>
+            </w:r>
+            <w:r>
+              <w:br/>
+              <w:t xml:space="preserve">  --</w:t>
+            </w:r>
+            <w:proofErr w:type="spellStart"/>
+            <w:r>
+              <w:t>dest</w:t>
+            </w:r>
+            <w:proofErr w:type="spellEnd"/>
+            <w:r>
+              <w:t>-namespace default</w:t>
+            </w:r>
+          </w:p>
+          <w:p>
+            <w:r>
+              <w:lastRenderedPageBreak/>
+              <w:pict w14:anchorId="332EC751">
+                <v:rect id="_x0000_i1111" style="width:0;height:1.5pt" o:hralign="center" o:hrstd="t" o:hr="t" fillcolor="#a0a0a0" stroked="f"/>
+              </w:pict>
+            </w:r>
+          </w:p>
+          <w:p>
+            <w:pPr>
+              <w:rPr>
+                <w:b/>
+                <w:bCs/>
+              </w:rPr>
+            </w:pPr>
+            <w:r>
+              <w:rPr>
+                <w:rFonts w:ascii="Segoe UI Emoji" w:hAnsi="Segoe UI Emoji" w:cs="Segoe UI Emoji"/>
+                <w:b/>
+                <w:bCs/>
+              </w:rPr>
+              <w:t>🔹</w:t>
+            </w:r>
+            <w:r>
+              <w:rPr>
+                <w:b/>
+                <w:bCs/>
+              </w:rPr>
+              <w:t xml:space="preserve"> 4. Sync (deploy)</w:t>
+            </w:r>
+          </w:p>
+          <w:p>
+            <w:proofErr w:type="spellStart"/>
+            <w:r>
+              <w:t>argocd</w:t>
+            </w:r>
+            <w:proofErr w:type="spellEnd"/>
+            <w:r>
+              <w:t xml:space="preserve"> app sync my-app</w:t>
+            </w:r>
+          </w:p>
+          <w:p>
+            <w:r>
+              <w:rPr>
+                <w:rFonts w:ascii="Segoe UI Emoji" w:hAnsi="Segoe UI Emoji" w:cs="Segoe UI Emoji"/>
+              </w:rPr>
+              <w:t>👉</w:t>
+            </w:r>
+            <w:r>
+              <w:t xml:space="preserve"> Auto-sync </w:t>
+            </w:r>
+            <w:proofErr w:type="spellStart"/>
+            <w:r>
+              <w:t>bhi</w:t>
+            </w:r>
+            <w:proofErr w:type="spellEnd"/>
+            <w:r>
+              <w:t xml:space="preserve"> enable </w:t>
+            </w:r>
+            <w:proofErr w:type="spellStart"/>
+            <w:r>
+              <w:t>kar</w:t>
+            </w:r>
+            <w:proofErr w:type="spellEnd"/>
+            <w:r>
+              <w:t xml:space="preserve"> </w:t>
+            </w:r>
+            <w:proofErr w:type="spellStart"/>
+            <w:r>
+              <w:t>sakte</w:t>
+            </w:r>
+            <w:proofErr w:type="spellEnd"/>
+            <w:r>
+              <w:t xml:space="preserve"> </w:t>
+            </w:r>
+            <w:proofErr w:type="spellStart"/>
+            <w:r>
+              <w:t>ho</w:t>
+            </w:r>
+            <w:proofErr w:type="spellEnd"/>
+          </w:p>
+          <w:p>
+            <w:r>
+              <w:pict w14:anchorId="24A14618">
+                <v:rect id="_x0000_i1112" style="width:0;height:1.5pt" o:hralign="center" o:hrstd="t" o:hr="t" fillcolor="#a0a0a0" stroked="f"/>
+              </w:pict>
+            </w:r>
+          </w:p>
+          <w:p>
+            <w:pPr>
+              <w:rPr>
+                <w:b/>
+                <w:bCs/>
+              </w:rPr>
+            </w:pPr>
+            <w:r>
+              <w:rPr>
+                <w:rFonts w:ascii="Segoe UI Emoji" w:hAnsi="Segoe UI Emoji" w:cs="Segoe UI Emoji"/>
+                <w:b/>
+                <w:bCs/>
+              </w:rPr>
+              <w:t>🔹</w:t>
+            </w:r>
+            <w:r>
+              <w:rPr>
+                <w:b/>
+                <w:bCs/>
+              </w:rPr>
+              <w:t xml:space="preserve"> Flow </w:t>
+            </w:r>
+            <w:proofErr w:type="spellStart"/>
+            <w:r>
+              <w:rPr>
+                <w:b/>
+                <w:bCs/>
+              </w:rPr>
+              <w:t>samajh</w:t>
+            </w:r>
+            <w:proofErr w:type="spellEnd"/>
+            <w:r>
+              <w:rPr>
+                <w:b/>
+                <w:bCs/>
+              </w:rPr>
+              <w:t xml:space="preserve"> lo</w:t>
+            </w:r>
+          </w:p>
+          <w:p>
+            <w:proofErr w:type="spellStart"/>
+            <w:r>
+              <w:t>Git</w:t>
+            </w:r>
+            <w:proofErr w:type="spellEnd"/>
+            <w:r>
+              <w:t xml:space="preserve"> Repo → </w:t>
+            </w:r>
+            <w:proofErr w:type="spellStart"/>
+            <w:r>
+              <w:t>ArgoCD</w:t>
+            </w:r>
+            <w:proofErr w:type="spellEnd"/>
+            <w:r>
+              <w:t xml:space="preserve"> Application → Kubernetes Cluster</w:t>
+            </w:r>
+          </w:p>
+          <w:p>
+            <w:r>
+              <w:pict w14:anchorId="5A0ACE20">
+                <v:rect id="_x0000_i1113" style="width:0;height:1.5pt" o:hralign="center" o:hrstd="t" o:hr="t" fillcolor="#a0a0a0" stroked="f"/>
+              </w:pict>
+            </w:r>
+          </w:p>
+          <w:p>
+            <w:pPr>
+              <w:rPr>
+                <w:b/>
+                <w:bCs/>
+              </w:rPr>
+            </w:pPr>
+            <w:r>
+              <w:rPr>
+                <w:rFonts w:ascii="Segoe UI Emoji" w:hAnsi="Segoe UI Emoji" w:cs="Segoe UI Emoji"/>
+                <w:b/>
+                <w:bCs/>
+              </w:rPr>
+              <w:t>🔹</w:t>
+            </w:r>
+            <w:r>
+              <w:rPr>
+                <w:b/>
+                <w:bCs/>
+              </w:rPr>
+              <w:t xml:space="preserve"> Project </w:t>
+            </w:r>
+            <w:proofErr w:type="spellStart"/>
+            <w:r>
+              <w:rPr>
+                <w:b/>
+                <w:bCs/>
+              </w:rPr>
+              <w:t>kya</w:t>
+            </w:r>
+            <w:proofErr w:type="spellEnd"/>
+            <w:r>
+              <w:rPr>
+                <w:b/>
+                <w:bCs/>
+              </w:rPr>
+              <w:t xml:space="preserve"> </w:t>
+            </w:r>
+            <w:proofErr w:type="spellStart"/>
+            <w:r>
+              <w:rPr>
+                <w:b/>
+                <w:bCs/>
+              </w:rPr>
+              <w:t>hota</w:t>
+            </w:r>
+            <w:proofErr w:type="spellEnd"/>
+            <w:r>
+              <w:rPr>
+                <w:b/>
+                <w:bCs/>
+              </w:rPr>
+              <w:t xml:space="preserve"> </w:t>
+            </w:r>
+            <w:proofErr w:type="spellStart"/>
+            <w:r>
+              <w:rPr>
+                <w:b/>
+                <w:bCs/>
+              </w:rPr>
+              <w:t>hai</w:t>
+            </w:r>
+            <w:proofErr w:type="spellEnd"/>
+            <w:r>
+              <w:rPr>
+                <w:b/>
+                <w:bCs/>
+              </w:rPr>
+              <w:t>?</w:t>
+            </w:r>
+          </w:p>
+          <w:p>
+            <w:r>
+              <w:rPr>
+                <w:rFonts w:ascii="Segoe UI Emoji" w:hAnsi="Segoe UI Emoji" w:cs="Segoe UI Emoji"/>
+              </w:rPr>
+              <w:t>👉</w:t>
+            </w:r>
+            <w:r>
+              <w:t xml:space="preserve"> Optional logical grouping</w:t>
+            </w:r>
+          </w:p>
+          <w:p>
+            <w:pPr>
+              <w:numPr>
+                <w:ilvl w:val="0"/>
+                <w:numId w:val="6"/>
+              </w:numPr>
+            </w:pPr>
+            <w:r>
+              <w:t xml:space="preserve">Multiple apps ko group </w:t>
+            </w:r>
+            <w:proofErr w:type="spellStart"/>
+            <w:r>
+              <w:t>karne</w:t>
+            </w:r>
+            <w:proofErr w:type="spellEnd"/>
+            <w:r>
+              <w:t xml:space="preserve"> </w:t>
+            </w:r>
+            <w:proofErr w:type="spellStart"/>
+            <w:r>
+              <w:t>ke</w:t>
+            </w:r>
+            <w:proofErr w:type="spellEnd"/>
+            <w:r>
+              <w:t xml:space="preserve"> </w:t>
+            </w:r>
+            <w:proofErr w:type="spellStart"/>
+            <w:r>
+              <w:t>liye</w:t>
+            </w:r>
+            <w:proofErr w:type="spellEnd"/>
+            <w:r>
+              <w:t xml:space="preserve"> </w:t>
+            </w:r>
+          </w:p>
+          <w:p>
+            <w:pPr>
+              <w:numPr>
+                <w:ilvl w:val="0"/>
+                <w:numId w:val="6"/>
+              </w:numPr>
+            </w:pPr>
+            <w:r>
+              <w:t xml:space="preserve">RBAC + restrictions </w:t>
+            </w:r>
+          </w:p>
+          <w:p>
+            <w:r>
+              <w:pict w14:anchorId="6B927F6F">
+                <v:rect id="_x0000_i1114" style="width:0;height:1.5pt" o:hralign="center" o:hrstd="t" o:hr="t" fillcolor="#a0a0a0" stroked="f"/>
+              </w:pict>
+            </w:r>
+          </w:p>
+          <w:p>
+            <w:pPr>
+              <w:rPr>
+                <w:b/>
+                <w:bCs/>
+              </w:rPr>
+            </w:pPr>
+            <w:r>
+              <w:rPr>
+                <w:rFonts w:ascii="Segoe UI Emoji" w:hAnsi="Segoe UI Emoji" w:cs="Segoe UI Emoji"/>
+                <w:b/>
+                <w:bCs/>
+              </w:rPr>
+              <w:t>🔥</w:t>
+            </w:r>
+            <w:r>
+              <w:rPr>
+                <w:b/>
+                <w:bCs/>
+              </w:rPr>
+              <w:t xml:space="preserve"> Interview one-liner</w:t>
+            </w:r>
+          </w:p>
+          <w:p>
+            <w:pPr>
+              <w:pBdr>
+                <w:bottom w:val="single" w:sz="6" w:space="1" w:color="auto"/>
+              </w:pBdr>
+            </w:pPr>
+            <w:r>
+              <w:rPr>
+                <w:rFonts w:ascii="Segoe UI Emoji" w:hAnsi="Segoe UI Emoji" w:cs="Segoe UI Emoji"/>
+              </w:rPr>
+              <w:t>👉</w:t>
+            </w:r>
+            <w:r>
+              <w:t xml:space="preserve"> </w:t>
+            </w:r>
+            <w:r>
+              <w:rPr>
+                <w:i/>
+                <w:iCs/>
+              </w:rPr>
+              <w:t xml:space="preserve">“In </w:t>
+            </w:r>
+            <w:proofErr w:type="spellStart"/>
+            <w:r>
+              <w:rPr>
+                <w:i/>
+                <w:iCs/>
+              </w:rPr>
+              <w:t>ArgoCD</w:t>
+            </w:r>
+            <w:proofErr w:type="spellEnd"/>
+            <w:r>
+              <w:rPr>
+                <w:i/>
+                <w:iCs/>
+              </w:rPr>
+              <w:t xml:space="preserve">, we connect Git as the source of truth, register the cluster, and create an </w:t>
+            </w:r>
+            <w:proofErr w:type="gramStart"/>
+            <w:r>
+              <w:rPr>
+                <w:i/>
+                <w:iCs/>
+              </w:rPr>
+              <w:t>Application</w:t>
+            </w:r>
+            <w:proofErr w:type="gramEnd"/>
+            <w:r>
+              <w:rPr>
+                <w:i/>
+                <w:iCs/>
+              </w:rPr>
+              <w:t xml:space="preserve"> resource that defines repo path, cluster, and namespace for deployment.”</w:t>
+            </w:r>
+          </w:p>
+          <w:p/>
         </w:tc>
         <w:tc>
           <w:tcPr>
             <w:tcW w:w="0" w:type="auto"/>
             <w:vAlign w:val="center"/>
-            <w:hideMark/>
           </w:tcPr>
-          <w:p>
-            <w:pPr>
-              <w:rPr>
-                <w:b/>
-                <w:bCs/>
-              </w:rPr>
-            </w:pPr>
-            <w:r>
-              <w:rPr>
-                <w:b/>
-                <w:bCs/>
-              </w:rPr>
-              <w:t xml:space="preserve">Kaha </w:t>
-            </w:r>
-            <w:proofErr w:type="spellStart"/>
-            <w:r>
-              <w:rPr>
-                <w:b/>
-                <w:bCs/>
-              </w:rPr>
-              <w:t>kaam</w:t>
-            </w:r>
-            <w:proofErr w:type="spellEnd"/>
-            <w:r>
-              <w:rPr>
-                <w:b/>
-                <w:bCs/>
-              </w:rPr>
-              <w:t xml:space="preserve"> </w:t>
-            </w:r>
-            <w:proofErr w:type="spellStart"/>
-            <w:r>
-              <w:rPr>
-                <w:b/>
-                <w:bCs/>
-              </w:rPr>
-              <w:t>karta</w:t>
-            </w:r>
-            <w:proofErr w:type="spellEnd"/>
-            <w:r>
-              <w:rPr>
-                <w:b/>
-                <w:bCs/>
-              </w:rPr>
-              <w:t xml:space="preserve"> </w:t>
-            </w:r>
-            <w:proofErr w:type="spellStart"/>
-            <w:r>
-              <w:rPr>
-                <w:b/>
-                <w:bCs/>
-              </w:rPr>
-              <w:t>hai</w:t>
-            </w:r>
-            <w:proofErr w:type="spellEnd"/>
-          </w:p>
+          <w:p/>
         </w:tc>
         <w:tc>
           <w:tcPr>
             <w:tcW w:w="0" w:type="auto"/>
             <w:vAlign w:val="center"/>
-            <w:hideMark/>
           </w:tcPr>
           <w:p>
             <w:pPr>
               <w:rPr>
-                <w:b/>
-                <w:bCs/>
+                <w:rFonts w:ascii="Segoe UI Emoji" w:hAnsi="Segoe UI Emoji" w:cs="Segoe UI Emoji"/>
               </w:rPr>
             </w:pPr>
-            <w:r>
-              <w:rPr>
-                <w:b/>
-                <w:bCs/>
-              </w:rPr>
-              <w:t>Commit history par effect</w:t>
-            </w:r>
           </w:p>
         </w:tc>
       </w:tr>
@@ -479,136 +2127,27 @@
           <w:tcPr>
             <w:tcW w:w="0" w:type="auto"/>
             <w:vAlign w:val="center"/>
-            <w:hideMark/>
           </w:tcPr>
-          <w:p>
-            <w:r>
-              <w:t>restore</w:t>
-            </w:r>
-          </w:p>
+          <w:p/>
         </w:tc>
         <w:tc>
           <w:tcPr>
             <w:tcW w:w="0" w:type="auto"/>
             <w:vAlign w:val="center"/>
-            <w:hideMark/>
           </w:tcPr>
-          <w:p>
-            <w:r>
-              <w:t>Working &amp; Staging</w:t>
-            </w:r>
-          </w:p>
+          <w:p/>
         </w:tc>
         <w:tc>
           <w:tcPr>
             <w:tcW w:w="0" w:type="auto"/>
             <w:vAlign w:val="center"/>
-            <w:hideMark/>
           </w:tcPr>
           <w:p>
-            <w:r>
+            <w:pPr>
               <w:rPr>
                 <w:rFonts w:ascii="Segoe UI Emoji" w:hAnsi="Segoe UI Emoji" w:cs="Segoe UI Emoji"/>
               </w:rPr>
-              <w:t>❌</w:t>
-            </w:r>
-            <w:r>
-              <w:t xml:space="preserve"> No effect</w:t>
-            </w:r>
-          </w:p>
-        </w:tc>
-      </w:tr>
-      <w:tr>
-        <w:trPr>
-          <w:tblCellSpacing w:w="15" w:type="dxa"/>
-        </w:trPr>
-        <w:tc>
-          <w:tcPr>
-            <w:tcW w:w="0" w:type="auto"/>
-            <w:vAlign w:val="center"/>
-            <w:hideMark/>
-          </w:tcPr>
-          <w:p>
-            <w:r>
-              <w:t>reset</w:t>
-            </w:r>
-          </w:p>
-        </w:tc>
-        <w:tc>
-          <w:tcPr>
-            <w:tcW w:w="0" w:type="auto"/>
-            <w:vAlign w:val="center"/>
-            <w:hideMark/>
-          </w:tcPr>
-          <w:p>
-            <w:r>
-              <w:t>Staging + Commits</w:t>
-            </w:r>
-          </w:p>
-        </w:tc>
-        <w:tc>
-          <w:tcPr>
-            <w:tcW w:w="0" w:type="auto"/>
-            <w:vAlign w:val="center"/>
-            <w:hideMark/>
-          </w:tcPr>
-          <w:p>
-            <w:r>
-              <w:rPr>
-                <w:rFonts w:ascii="Segoe UI Emoji" w:hAnsi="Segoe UI Emoji" w:cs="Segoe UI Emoji"/>
-              </w:rPr>
-              <w:t>✅</w:t>
-            </w:r>
-            <w:r>
-              <w:t xml:space="preserve"> Rewrite history</w:t>
-            </w:r>
-          </w:p>
-        </w:tc>
-      </w:tr>
-      <w:tr>
-        <w:trPr>
-          <w:tblCellSpacing w:w="15" w:type="dxa"/>
-        </w:trPr>
-        <w:tc>
-          <w:tcPr>
-            <w:tcW w:w="0" w:type="auto"/>
-            <w:vAlign w:val="center"/>
-            <w:hideMark/>
-          </w:tcPr>
-          <w:p>
-            <w:r>
-              <w:t>revert</w:t>
-            </w:r>
-          </w:p>
-        </w:tc>
-        <w:tc>
-          <w:tcPr>
-            <w:tcW w:w="0" w:type="auto"/>
-            <w:vAlign w:val="center"/>
-            <w:hideMark/>
-          </w:tcPr>
-          <w:p>
-            <w:r>
-              <w:t>Commits</w:t>
-            </w:r>
-          </w:p>
-        </w:tc>
-        <w:tc>
-          <w:tcPr>
-            <w:tcW w:w="0" w:type="auto"/>
-            <w:vAlign w:val="center"/>
-            <w:hideMark/>
-          </w:tcPr>
-          <w:p>
-            <w:r>
-              <w:rPr>
-                <w:rFonts w:ascii="Segoe UI Emoji" w:hAnsi="Segoe UI Emoji" w:cs="Segoe UI Emoji"/>
-              </w:rPr>
-              <w:t>✅</w:t>
-            </w:r>
-            <w:r>
-              <w:t xml:space="preserve"> New commit (safe)</w:t>
-            </w:r>
+            </w:pPr>
           </w:p>
         </w:tc>
       </w:tr>
@@ -622,6 +2161,923 @@
     </w:sectPr>
   </w:body>
 </w:document>
+</file>
+
+<file path=word/numbering.xml><?xml version="1.0" encoding="utf-8"?>
+<w:numbering xmlns:wpc="http://schemas.microsoft.com/office/word/2010/wordprocessingCanvas" xmlns:cx="http://schemas.microsoft.com/office/drawing/2014/chartex" xmlns:cx1="http://schemas.microsoft.com/office/drawing/2015/9/8/chartex" xmlns:cx2="http://schemas.microsoft.com/office/drawing/2015/10/21/chartex" xmlns:cx3="http://schemas.microsoft.com/office/drawing/2016/5/9/chartex" xmlns:cx4="http://schemas.microsoft.com/office/drawing/2016/5/10/chartex" xmlns:cx5="http://schemas.microsoft.com/office/drawing/2016/5/11/chartex" xmlns:cx6="http://schemas.microsoft.com/office/drawing/2016/5/12/chartex" xmlns:cx7="http://schemas.microsoft.com/office/drawing/2016/5/13/chartex" xmlns:cx8="http://schemas.microsoft.com/office/drawing/2016/5/14/chartex" xmlns:mc="http://schemas.openxmlformats.org/markup-compatibility/2006" xmlns:aink="http://schemas.microsoft.com/office/drawing/2016/ink" xmlns:am3d="http://schemas.microsoft.com/office/drawing/2017/model3d" xmlns:o="urn:schemas-microsoft-com:office:office" xmlns:oel="http://schemas.microsoft.com/office/2019/extlst" xmlns:r="http://schemas.openxmlformats.org/officeDocument/2006/relationships" xmlns:m="http://schemas.openxmlformats.org/officeDocument/2006/math" xmlns:v="urn:schemas-microsoft-com:vml" xmlns:wp14="http://schemas.microsoft.com/office/word/2010/wordprocessingDrawing" xmlns:wp="http://schemas.openxmlformats.org/drawingml/2006/wordprocessingDrawing" xmlns:w10="urn:schemas-microsoft-com:office:word" xmlns:w="http://schemas.openxmlformats.org/wordprocessingml/2006/main" xmlns:w14="http://schemas.microsoft.com/office/word/2010/wordml" xmlns:w15="http://schemas.microsoft.com/office/word/2012/wordml" xmlns:w16cex="http://schemas.microsoft.com/office/word/2018/wordml/cex" xmlns:w16cid="http://schemas.microsoft.com/office/word/2016/wordml/cid" xmlns:w16="http://schemas.microsoft.com/office/word/2018/wordml" xmlns:w16du="http://schemas.microsoft.com/office/word/2023/wordml/word16du" xmlns:w16sdtdh="http://schemas.microsoft.com/office/word/2020/wordml/sdtdatahash" xmlns:w16sdtfl="http://schemas.microsoft.com/office/word/2024/wordml/sdtformatlock" xmlns:w16se="http://schemas.microsoft.com/office/word/2015/wordml/symex" xmlns:wpg="http://schemas.microsoft.com/office/word/2010/wordprocessingGroup" xmlns:wpi="http://schemas.microsoft.com/office/word/2010/wordprocessingInk" xmlns:wne="http://schemas.microsoft.com/office/word/2006/wordml" xmlns:wps="http://schemas.microsoft.com/office/word/2010/wordprocessingShape" mc:Ignorable="w14 w15 w16se w16cid w16 w16cex w16sdtdh w16sdtfl w16du wp14">
+  <w:abstractNum w:abstractNumId="0" w15:restartNumberingAfterBreak="0">
+    <w:nsid w:val="137365E4"/>
+    <w:multiLevelType w:val="multilevel"/>
+    <w:tmpl w:val="51768B76"/>
+    <w:lvl w:ilvl="0">
+      <w:start w:val="1"/>
+      <w:numFmt w:val="bullet"/>
+      <w:lvlText w:val=""/>
+      <w:lvlJc w:val="left"/>
+      <w:pPr>
+        <w:tabs>
+          <w:tab w:val="num" w:pos="720"/>
+        </w:tabs>
+        <w:ind w:left="720" w:hanging="360"/>
+      </w:pPr>
+      <w:rPr>
+        <w:rFonts w:ascii="Symbol" w:hAnsi="Symbol" w:hint="default"/>
+        <w:sz w:val="20"/>
+      </w:rPr>
+    </w:lvl>
+    <w:lvl w:ilvl="1" w:tentative="1">
+      <w:start w:val="1"/>
+      <w:numFmt w:val="bullet"/>
+      <w:lvlText w:val="o"/>
+      <w:lvlJc w:val="left"/>
+      <w:pPr>
+        <w:tabs>
+          <w:tab w:val="num" w:pos="1440"/>
+        </w:tabs>
+        <w:ind w:left="1440" w:hanging="360"/>
+      </w:pPr>
+      <w:rPr>
+        <w:rFonts w:ascii="Courier New" w:hAnsi="Courier New" w:hint="default"/>
+        <w:sz w:val="20"/>
+      </w:rPr>
+    </w:lvl>
+    <w:lvl w:ilvl="2" w:tentative="1">
+      <w:start w:val="1"/>
+      <w:numFmt w:val="bullet"/>
+      <w:lvlText w:val=""/>
+      <w:lvlJc w:val="left"/>
+      <w:pPr>
+        <w:tabs>
+          <w:tab w:val="num" w:pos="2160"/>
+        </w:tabs>
+        <w:ind w:left="2160" w:hanging="360"/>
+      </w:pPr>
+      <w:rPr>
+        <w:rFonts w:ascii="Wingdings" w:hAnsi="Wingdings" w:hint="default"/>
+        <w:sz w:val="20"/>
+      </w:rPr>
+    </w:lvl>
+    <w:lvl w:ilvl="3" w:tentative="1">
+      <w:start w:val="1"/>
+      <w:numFmt w:val="bullet"/>
+      <w:lvlText w:val=""/>
+      <w:lvlJc w:val="left"/>
+      <w:pPr>
+        <w:tabs>
+          <w:tab w:val="num" w:pos="2880"/>
+        </w:tabs>
+        <w:ind w:left="2880" w:hanging="360"/>
+      </w:pPr>
+      <w:rPr>
+        <w:rFonts w:ascii="Wingdings" w:hAnsi="Wingdings" w:hint="default"/>
+        <w:sz w:val="20"/>
+      </w:rPr>
+    </w:lvl>
+    <w:lvl w:ilvl="4" w:tentative="1">
+      <w:start w:val="1"/>
+      <w:numFmt w:val="bullet"/>
+      <w:lvlText w:val=""/>
+      <w:lvlJc w:val="left"/>
+      <w:pPr>
+        <w:tabs>
+          <w:tab w:val="num" w:pos="3600"/>
+        </w:tabs>
+        <w:ind w:left="3600" w:hanging="360"/>
+      </w:pPr>
+      <w:rPr>
+        <w:rFonts w:ascii="Wingdings" w:hAnsi="Wingdings" w:hint="default"/>
+        <w:sz w:val="20"/>
+      </w:rPr>
+    </w:lvl>
+    <w:lvl w:ilvl="5" w:tentative="1">
+      <w:start w:val="1"/>
+      <w:numFmt w:val="bullet"/>
+      <w:lvlText w:val=""/>
+      <w:lvlJc w:val="left"/>
+      <w:pPr>
+        <w:tabs>
+          <w:tab w:val="num" w:pos="4320"/>
+        </w:tabs>
+        <w:ind w:left="4320" w:hanging="360"/>
+      </w:pPr>
+      <w:rPr>
+        <w:rFonts w:ascii="Wingdings" w:hAnsi="Wingdings" w:hint="default"/>
+        <w:sz w:val="20"/>
+      </w:rPr>
+    </w:lvl>
+    <w:lvl w:ilvl="6" w:tentative="1">
+      <w:start w:val="1"/>
+      <w:numFmt w:val="bullet"/>
+      <w:lvlText w:val=""/>
+      <w:lvlJc w:val="left"/>
+      <w:pPr>
+        <w:tabs>
+          <w:tab w:val="num" w:pos="5040"/>
+        </w:tabs>
+        <w:ind w:left="5040" w:hanging="360"/>
+      </w:pPr>
+      <w:rPr>
+        <w:rFonts w:ascii="Wingdings" w:hAnsi="Wingdings" w:hint="default"/>
+        <w:sz w:val="20"/>
+      </w:rPr>
+    </w:lvl>
+    <w:lvl w:ilvl="7" w:tentative="1">
+      <w:start w:val="1"/>
+      <w:numFmt w:val="bullet"/>
+      <w:lvlText w:val=""/>
+      <w:lvlJc w:val="left"/>
+      <w:pPr>
+        <w:tabs>
+          <w:tab w:val="num" w:pos="5760"/>
+        </w:tabs>
+        <w:ind w:left="5760" w:hanging="360"/>
+      </w:pPr>
+      <w:rPr>
+        <w:rFonts w:ascii="Wingdings" w:hAnsi="Wingdings" w:hint="default"/>
+        <w:sz w:val="20"/>
+      </w:rPr>
+    </w:lvl>
+    <w:lvl w:ilvl="8" w:tentative="1">
+      <w:start w:val="1"/>
+      <w:numFmt w:val="bullet"/>
+      <w:lvlText w:val=""/>
+      <w:lvlJc w:val="left"/>
+      <w:pPr>
+        <w:tabs>
+          <w:tab w:val="num" w:pos="6480"/>
+        </w:tabs>
+        <w:ind w:left="6480" w:hanging="360"/>
+      </w:pPr>
+      <w:rPr>
+        <w:rFonts w:ascii="Wingdings" w:hAnsi="Wingdings" w:hint="default"/>
+        <w:sz w:val="20"/>
+      </w:rPr>
+    </w:lvl>
+  </w:abstractNum>
+  <w:abstractNum w:abstractNumId="1" w15:restartNumberingAfterBreak="0">
+    <w:nsid w:val="468F248A"/>
+    <w:multiLevelType w:val="multilevel"/>
+    <w:tmpl w:val="EC40031E"/>
+    <w:lvl w:ilvl="0">
+      <w:start w:val="1"/>
+      <w:numFmt w:val="bullet"/>
+      <w:lvlText w:val=""/>
+      <w:lvlJc w:val="left"/>
+      <w:pPr>
+        <w:tabs>
+          <w:tab w:val="num" w:pos="720"/>
+        </w:tabs>
+        <w:ind w:left="720" w:hanging="360"/>
+      </w:pPr>
+      <w:rPr>
+        <w:rFonts w:ascii="Symbol" w:hAnsi="Symbol" w:hint="default"/>
+        <w:sz w:val="20"/>
+      </w:rPr>
+    </w:lvl>
+    <w:lvl w:ilvl="1" w:tentative="1">
+      <w:start w:val="1"/>
+      <w:numFmt w:val="bullet"/>
+      <w:lvlText w:val="o"/>
+      <w:lvlJc w:val="left"/>
+      <w:pPr>
+        <w:tabs>
+          <w:tab w:val="num" w:pos="1440"/>
+        </w:tabs>
+        <w:ind w:left="1440" w:hanging="360"/>
+      </w:pPr>
+      <w:rPr>
+        <w:rFonts w:ascii="Courier New" w:hAnsi="Courier New" w:hint="default"/>
+        <w:sz w:val="20"/>
+      </w:rPr>
+    </w:lvl>
+    <w:lvl w:ilvl="2" w:tentative="1">
+      <w:start w:val="1"/>
+      <w:numFmt w:val="bullet"/>
+      <w:lvlText w:val=""/>
+      <w:lvlJc w:val="left"/>
+      <w:pPr>
+        <w:tabs>
+          <w:tab w:val="num" w:pos="2160"/>
+        </w:tabs>
+        <w:ind w:left="2160" w:hanging="360"/>
+      </w:pPr>
+      <w:rPr>
+        <w:rFonts w:ascii="Wingdings" w:hAnsi="Wingdings" w:hint="default"/>
+        <w:sz w:val="20"/>
+      </w:rPr>
+    </w:lvl>
+    <w:lvl w:ilvl="3" w:tentative="1">
+      <w:start w:val="1"/>
+      <w:numFmt w:val="bullet"/>
+      <w:lvlText w:val=""/>
+      <w:lvlJc w:val="left"/>
+      <w:pPr>
+        <w:tabs>
+          <w:tab w:val="num" w:pos="2880"/>
+        </w:tabs>
+        <w:ind w:left="2880" w:hanging="360"/>
+      </w:pPr>
+      <w:rPr>
+        <w:rFonts w:ascii="Wingdings" w:hAnsi="Wingdings" w:hint="default"/>
+        <w:sz w:val="20"/>
+      </w:rPr>
+    </w:lvl>
+    <w:lvl w:ilvl="4" w:tentative="1">
+      <w:start w:val="1"/>
+      <w:numFmt w:val="bullet"/>
+      <w:lvlText w:val=""/>
+      <w:lvlJc w:val="left"/>
+      <w:pPr>
+        <w:tabs>
+          <w:tab w:val="num" w:pos="3600"/>
+        </w:tabs>
+        <w:ind w:left="3600" w:hanging="360"/>
+      </w:pPr>
+      <w:rPr>
+        <w:rFonts w:ascii="Wingdings" w:hAnsi="Wingdings" w:hint="default"/>
+        <w:sz w:val="20"/>
+      </w:rPr>
+    </w:lvl>
+    <w:lvl w:ilvl="5" w:tentative="1">
+      <w:start w:val="1"/>
+      <w:numFmt w:val="bullet"/>
+      <w:lvlText w:val=""/>
+      <w:lvlJc w:val="left"/>
+      <w:pPr>
+        <w:tabs>
+          <w:tab w:val="num" w:pos="4320"/>
+        </w:tabs>
+        <w:ind w:left="4320" w:hanging="360"/>
+      </w:pPr>
+      <w:rPr>
+        <w:rFonts w:ascii="Wingdings" w:hAnsi="Wingdings" w:hint="default"/>
+        <w:sz w:val="20"/>
+      </w:rPr>
+    </w:lvl>
+    <w:lvl w:ilvl="6" w:tentative="1">
+      <w:start w:val="1"/>
+      <w:numFmt w:val="bullet"/>
+      <w:lvlText w:val=""/>
+      <w:lvlJc w:val="left"/>
+      <w:pPr>
+        <w:tabs>
+          <w:tab w:val="num" w:pos="5040"/>
+        </w:tabs>
+        <w:ind w:left="5040" w:hanging="360"/>
+      </w:pPr>
+      <w:rPr>
+        <w:rFonts w:ascii="Wingdings" w:hAnsi="Wingdings" w:hint="default"/>
+        <w:sz w:val="20"/>
+      </w:rPr>
+    </w:lvl>
+    <w:lvl w:ilvl="7" w:tentative="1">
+      <w:start w:val="1"/>
+      <w:numFmt w:val="bullet"/>
+      <w:lvlText w:val=""/>
+      <w:lvlJc w:val="left"/>
+      <w:pPr>
+        <w:tabs>
+          <w:tab w:val="num" w:pos="5760"/>
+        </w:tabs>
+        <w:ind w:left="5760" w:hanging="360"/>
+      </w:pPr>
+      <w:rPr>
+        <w:rFonts w:ascii="Wingdings" w:hAnsi="Wingdings" w:hint="default"/>
+        <w:sz w:val="20"/>
+      </w:rPr>
+    </w:lvl>
+    <w:lvl w:ilvl="8" w:tentative="1">
+      <w:start w:val="1"/>
+      <w:numFmt w:val="bullet"/>
+      <w:lvlText w:val=""/>
+      <w:lvlJc w:val="left"/>
+      <w:pPr>
+        <w:tabs>
+          <w:tab w:val="num" w:pos="6480"/>
+        </w:tabs>
+        <w:ind w:left="6480" w:hanging="360"/>
+      </w:pPr>
+      <w:rPr>
+        <w:rFonts w:ascii="Wingdings" w:hAnsi="Wingdings" w:hint="default"/>
+        <w:sz w:val="20"/>
+      </w:rPr>
+    </w:lvl>
+  </w:abstractNum>
+  <w:abstractNum w:abstractNumId="2" w15:restartNumberingAfterBreak="0">
+    <w:nsid w:val="54C71BD6"/>
+    <w:multiLevelType w:val="multilevel"/>
+    <w:tmpl w:val="1E7AA676"/>
+    <w:lvl w:ilvl="0">
+      <w:start w:val="1"/>
+      <w:numFmt w:val="bullet"/>
+      <w:lvlText w:val=""/>
+      <w:lvlJc w:val="left"/>
+      <w:pPr>
+        <w:tabs>
+          <w:tab w:val="num" w:pos="720"/>
+        </w:tabs>
+        <w:ind w:left="720" w:hanging="360"/>
+      </w:pPr>
+      <w:rPr>
+        <w:rFonts w:ascii="Symbol" w:hAnsi="Symbol" w:hint="default"/>
+        <w:sz w:val="20"/>
+      </w:rPr>
+    </w:lvl>
+    <w:lvl w:ilvl="1" w:tentative="1">
+      <w:start w:val="1"/>
+      <w:numFmt w:val="bullet"/>
+      <w:lvlText w:val="o"/>
+      <w:lvlJc w:val="left"/>
+      <w:pPr>
+        <w:tabs>
+          <w:tab w:val="num" w:pos="1440"/>
+        </w:tabs>
+        <w:ind w:left="1440" w:hanging="360"/>
+      </w:pPr>
+      <w:rPr>
+        <w:rFonts w:ascii="Courier New" w:hAnsi="Courier New" w:hint="default"/>
+        <w:sz w:val="20"/>
+      </w:rPr>
+    </w:lvl>
+    <w:lvl w:ilvl="2" w:tentative="1">
+      <w:start w:val="1"/>
+      <w:numFmt w:val="bullet"/>
+      <w:lvlText w:val=""/>
+      <w:lvlJc w:val="left"/>
+      <w:pPr>
+        <w:tabs>
+          <w:tab w:val="num" w:pos="2160"/>
+        </w:tabs>
+        <w:ind w:left="2160" w:hanging="360"/>
+      </w:pPr>
+      <w:rPr>
+        <w:rFonts w:ascii="Wingdings" w:hAnsi="Wingdings" w:hint="default"/>
+        <w:sz w:val="20"/>
+      </w:rPr>
+    </w:lvl>
+    <w:lvl w:ilvl="3" w:tentative="1">
+      <w:start w:val="1"/>
+      <w:numFmt w:val="bullet"/>
+      <w:lvlText w:val=""/>
+      <w:lvlJc w:val="left"/>
+      <w:pPr>
+        <w:tabs>
+          <w:tab w:val="num" w:pos="2880"/>
+        </w:tabs>
+        <w:ind w:left="2880" w:hanging="360"/>
+      </w:pPr>
+      <w:rPr>
+        <w:rFonts w:ascii="Wingdings" w:hAnsi="Wingdings" w:hint="default"/>
+        <w:sz w:val="20"/>
+      </w:rPr>
+    </w:lvl>
+    <w:lvl w:ilvl="4" w:tentative="1">
+      <w:start w:val="1"/>
+      <w:numFmt w:val="bullet"/>
+      <w:lvlText w:val=""/>
+      <w:lvlJc w:val="left"/>
+      <w:pPr>
+        <w:tabs>
+          <w:tab w:val="num" w:pos="3600"/>
+        </w:tabs>
+        <w:ind w:left="3600" w:hanging="360"/>
+      </w:pPr>
+      <w:rPr>
+        <w:rFonts w:ascii="Wingdings" w:hAnsi="Wingdings" w:hint="default"/>
+        <w:sz w:val="20"/>
+      </w:rPr>
+    </w:lvl>
+    <w:lvl w:ilvl="5" w:tentative="1">
+      <w:start w:val="1"/>
+      <w:numFmt w:val="bullet"/>
+      <w:lvlText w:val=""/>
+      <w:lvlJc w:val="left"/>
+      <w:pPr>
+        <w:tabs>
+          <w:tab w:val="num" w:pos="4320"/>
+        </w:tabs>
+        <w:ind w:left="4320" w:hanging="360"/>
+      </w:pPr>
+      <w:rPr>
+        <w:rFonts w:ascii="Wingdings" w:hAnsi="Wingdings" w:hint="default"/>
+        <w:sz w:val="20"/>
+      </w:rPr>
+    </w:lvl>
+    <w:lvl w:ilvl="6" w:tentative="1">
+      <w:start w:val="1"/>
+      <w:numFmt w:val="bullet"/>
+      <w:lvlText w:val=""/>
+      <w:lvlJc w:val="left"/>
+      <w:pPr>
+        <w:tabs>
+          <w:tab w:val="num" w:pos="5040"/>
+        </w:tabs>
+        <w:ind w:left="5040" w:hanging="360"/>
+      </w:pPr>
+      <w:rPr>
+        <w:rFonts w:ascii="Wingdings" w:hAnsi="Wingdings" w:hint="default"/>
+        <w:sz w:val="20"/>
+      </w:rPr>
+    </w:lvl>
+    <w:lvl w:ilvl="7" w:tentative="1">
+      <w:start w:val="1"/>
+      <w:numFmt w:val="bullet"/>
+      <w:lvlText w:val=""/>
+      <w:lvlJc w:val="left"/>
+      <w:pPr>
+        <w:tabs>
+          <w:tab w:val="num" w:pos="5760"/>
+        </w:tabs>
+        <w:ind w:left="5760" w:hanging="360"/>
+      </w:pPr>
+      <w:rPr>
+        <w:rFonts w:ascii="Wingdings" w:hAnsi="Wingdings" w:hint="default"/>
+        <w:sz w:val="20"/>
+      </w:rPr>
+    </w:lvl>
+    <w:lvl w:ilvl="8" w:tentative="1">
+      <w:start w:val="1"/>
+      <w:numFmt w:val="bullet"/>
+      <w:lvlText w:val=""/>
+      <w:lvlJc w:val="left"/>
+      <w:pPr>
+        <w:tabs>
+          <w:tab w:val="num" w:pos="6480"/>
+        </w:tabs>
+        <w:ind w:left="6480" w:hanging="360"/>
+      </w:pPr>
+      <w:rPr>
+        <w:rFonts w:ascii="Wingdings" w:hAnsi="Wingdings" w:hint="default"/>
+        <w:sz w:val="20"/>
+      </w:rPr>
+    </w:lvl>
+  </w:abstractNum>
+  <w:abstractNum w:abstractNumId="3" w15:restartNumberingAfterBreak="0">
+    <w:nsid w:val="5D2173E1"/>
+    <w:multiLevelType w:val="multilevel"/>
+    <w:tmpl w:val="ABD6E5C0"/>
+    <w:lvl w:ilvl="0">
+      <w:start w:val="1"/>
+      <w:numFmt w:val="bullet"/>
+      <w:lvlText w:val=""/>
+      <w:lvlJc w:val="left"/>
+      <w:pPr>
+        <w:tabs>
+          <w:tab w:val="num" w:pos="720"/>
+        </w:tabs>
+        <w:ind w:left="720" w:hanging="360"/>
+      </w:pPr>
+      <w:rPr>
+        <w:rFonts w:ascii="Symbol" w:hAnsi="Symbol" w:hint="default"/>
+        <w:sz w:val="20"/>
+      </w:rPr>
+    </w:lvl>
+    <w:lvl w:ilvl="1" w:tentative="1">
+      <w:start w:val="1"/>
+      <w:numFmt w:val="bullet"/>
+      <w:lvlText w:val="o"/>
+      <w:lvlJc w:val="left"/>
+      <w:pPr>
+        <w:tabs>
+          <w:tab w:val="num" w:pos="1440"/>
+        </w:tabs>
+        <w:ind w:left="1440" w:hanging="360"/>
+      </w:pPr>
+      <w:rPr>
+        <w:rFonts w:ascii="Courier New" w:hAnsi="Courier New" w:hint="default"/>
+        <w:sz w:val="20"/>
+      </w:rPr>
+    </w:lvl>
+    <w:lvl w:ilvl="2" w:tentative="1">
+      <w:start w:val="1"/>
+      <w:numFmt w:val="bullet"/>
+      <w:lvlText w:val=""/>
+      <w:lvlJc w:val="left"/>
+      <w:pPr>
+        <w:tabs>
+          <w:tab w:val="num" w:pos="2160"/>
+        </w:tabs>
+        <w:ind w:left="2160" w:hanging="360"/>
+      </w:pPr>
+      <w:rPr>
+        <w:rFonts w:ascii="Wingdings" w:hAnsi="Wingdings" w:hint="default"/>
+        <w:sz w:val="20"/>
+      </w:rPr>
+    </w:lvl>
+    <w:lvl w:ilvl="3" w:tentative="1">
+      <w:start w:val="1"/>
+      <w:numFmt w:val="bullet"/>
+      <w:lvlText w:val=""/>
+      <w:lvlJc w:val="left"/>
+      <w:pPr>
+        <w:tabs>
+          <w:tab w:val="num" w:pos="2880"/>
+        </w:tabs>
+        <w:ind w:left="2880" w:hanging="360"/>
+      </w:pPr>
+      <w:rPr>
+        <w:rFonts w:ascii="Wingdings" w:hAnsi="Wingdings" w:hint="default"/>
+        <w:sz w:val="20"/>
+      </w:rPr>
+    </w:lvl>
+    <w:lvl w:ilvl="4" w:tentative="1">
+      <w:start w:val="1"/>
+      <w:numFmt w:val="bullet"/>
+      <w:lvlText w:val=""/>
+      <w:lvlJc w:val="left"/>
+      <w:pPr>
+        <w:tabs>
+          <w:tab w:val="num" w:pos="3600"/>
+        </w:tabs>
+        <w:ind w:left="3600" w:hanging="360"/>
+      </w:pPr>
+      <w:rPr>
+        <w:rFonts w:ascii="Wingdings" w:hAnsi="Wingdings" w:hint="default"/>
+        <w:sz w:val="20"/>
+      </w:rPr>
+    </w:lvl>
+    <w:lvl w:ilvl="5" w:tentative="1">
+      <w:start w:val="1"/>
+      <w:numFmt w:val="bullet"/>
+      <w:lvlText w:val=""/>
+      <w:lvlJc w:val="left"/>
+      <w:pPr>
+        <w:tabs>
+          <w:tab w:val="num" w:pos="4320"/>
+        </w:tabs>
+        <w:ind w:left="4320" w:hanging="360"/>
+      </w:pPr>
+      <w:rPr>
+        <w:rFonts w:ascii="Wingdings" w:hAnsi="Wingdings" w:hint="default"/>
+        <w:sz w:val="20"/>
+      </w:rPr>
+    </w:lvl>
+    <w:lvl w:ilvl="6" w:tentative="1">
+      <w:start w:val="1"/>
+      <w:numFmt w:val="bullet"/>
+      <w:lvlText w:val=""/>
+      <w:lvlJc w:val="left"/>
+      <w:pPr>
+        <w:tabs>
+          <w:tab w:val="num" w:pos="5040"/>
+        </w:tabs>
+        <w:ind w:left="5040" w:hanging="360"/>
+      </w:pPr>
+      <w:rPr>
+        <w:rFonts w:ascii="Wingdings" w:hAnsi="Wingdings" w:hint="default"/>
+        <w:sz w:val="20"/>
+      </w:rPr>
+    </w:lvl>
+    <w:lvl w:ilvl="7" w:tentative="1">
+      <w:start w:val="1"/>
+      <w:numFmt w:val="bullet"/>
+      <w:lvlText w:val=""/>
+      <w:lvlJc w:val="left"/>
+      <w:pPr>
+        <w:tabs>
+          <w:tab w:val="num" w:pos="5760"/>
+        </w:tabs>
+        <w:ind w:left="5760" w:hanging="360"/>
+      </w:pPr>
+      <w:rPr>
+        <w:rFonts w:ascii="Wingdings" w:hAnsi="Wingdings" w:hint="default"/>
+        <w:sz w:val="20"/>
+      </w:rPr>
+    </w:lvl>
+    <w:lvl w:ilvl="8" w:tentative="1">
+      <w:start w:val="1"/>
+      <w:numFmt w:val="bullet"/>
+      <w:lvlText w:val=""/>
+      <w:lvlJc w:val="left"/>
+      <w:pPr>
+        <w:tabs>
+          <w:tab w:val="num" w:pos="6480"/>
+        </w:tabs>
+        <w:ind w:left="6480" w:hanging="360"/>
+      </w:pPr>
+      <w:rPr>
+        <w:rFonts w:ascii="Wingdings" w:hAnsi="Wingdings" w:hint="default"/>
+        <w:sz w:val="20"/>
+      </w:rPr>
+    </w:lvl>
+  </w:abstractNum>
+  <w:abstractNum w:abstractNumId="4" w15:restartNumberingAfterBreak="0">
+    <w:nsid w:val="67F022F9"/>
+    <w:multiLevelType w:val="multilevel"/>
+    <w:tmpl w:val="D67849E4"/>
+    <w:lvl w:ilvl="0">
+      <w:start w:val="1"/>
+      <w:numFmt w:val="bullet"/>
+      <w:lvlText w:val=""/>
+      <w:lvlJc w:val="left"/>
+      <w:pPr>
+        <w:tabs>
+          <w:tab w:val="num" w:pos="720"/>
+        </w:tabs>
+        <w:ind w:left="720" w:hanging="360"/>
+      </w:pPr>
+      <w:rPr>
+        <w:rFonts w:ascii="Symbol" w:hAnsi="Symbol" w:hint="default"/>
+        <w:sz w:val="20"/>
+      </w:rPr>
+    </w:lvl>
+    <w:lvl w:ilvl="1" w:tentative="1">
+      <w:start w:val="1"/>
+      <w:numFmt w:val="bullet"/>
+      <w:lvlText w:val="o"/>
+      <w:lvlJc w:val="left"/>
+      <w:pPr>
+        <w:tabs>
+          <w:tab w:val="num" w:pos="1440"/>
+        </w:tabs>
+        <w:ind w:left="1440" w:hanging="360"/>
+      </w:pPr>
+      <w:rPr>
+        <w:rFonts w:ascii="Courier New" w:hAnsi="Courier New" w:hint="default"/>
+        <w:sz w:val="20"/>
+      </w:rPr>
+    </w:lvl>
+    <w:lvl w:ilvl="2" w:tentative="1">
+      <w:start w:val="1"/>
+      <w:numFmt w:val="bullet"/>
+      <w:lvlText w:val=""/>
+      <w:lvlJc w:val="left"/>
+      <w:pPr>
+        <w:tabs>
+          <w:tab w:val="num" w:pos="2160"/>
+        </w:tabs>
+        <w:ind w:left="2160" w:hanging="360"/>
+      </w:pPr>
+      <w:rPr>
+        <w:rFonts w:ascii="Wingdings" w:hAnsi="Wingdings" w:hint="default"/>
+        <w:sz w:val="20"/>
+      </w:rPr>
+    </w:lvl>
+    <w:lvl w:ilvl="3" w:tentative="1">
+      <w:start w:val="1"/>
+      <w:numFmt w:val="bullet"/>
+      <w:lvlText w:val=""/>
+      <w:lvlJc w:val="left"/>
+      <w:pPr>
+        <w:tabs>
+          <w:tab w:val="num" w:pos="2880"/>
+        </w:tabs>
+        <w:ind w:left="2880" w:hanging="360"/>
+      </w:pPr>
+      <w:rPr>
+        <w:rFonts w:ascii="Wingdings" w:hAnsi="Wingdings" w:hint="default"/>
+        <w:sz w:val="20"/>
+      </w:rPr>
+    </w:lvl>
+    <w:lvl w:ilvl="4" w:tentative="1">
+      <w:start w:val="1"/>
+      <w:numFmt w:val="bullet"/>
+      <w:lvlText w:val=""/>
+      <w:lvlJc w:val="left"/>
+      <w:pPr>
+        <w:tabs>
+          <w:tab w:val="num" w:pos="3600"/>
+        </w:tabs>
+        <w:ind w:left="3600" w:hanging="360"/>
+      </w:pPr>
+      <w:rPr>
+        <w:rFonts w:ascii="Wingdings" w:hAnsi="Wingdings" w:hint="default"/>
+        <w:sz w:val="20"/>
+      </w:rPr>
+    </w:lvl>
+    <w:lvl w:ilvl="5" w:tentative="1">
+      <w:start w:val="1"/>
+      <w:numFmt w:val="bullet"/>
+      <w:lvlText w:val=""/>
+      <w:lvlJc w:val="left"/>
+      <w:pPr>
+        <w:tabs>
+          <w:tab w:val="num" w:pos="4320"/>
+        </w:tabs>
+        <w:ind w:left="4320" w:hanging="360"/>
+      </w:pPr>
+      <w:rPr>
+        <w:rFonts w:ascii="Wingdings" w:hAnsi="Wingdings" w:hint="default"/>
+        <w:sz w:val="20"/>
+      </w:rPr>
+    </w:lvl>
+    <w:lvl w:ilvl="6" w:tentative="1">
+      <w:start w:val="1"/>
+      <w:numFmt w:val="bullet"/>
+      <w:lvlText w:val=""/>
+      <w:lvlJc w:val="left"/>
+      <w:pPr>
+        <w:tabs>
+          <w:tab w:val="num" w:pos="5040"/>
+        </w:tabs>
+        <w:ind w:left="5040" w:hanging="360"/>
+      </w:pPr>
+      <w:rPr>
+        <w:rFonts w:ascii="Wingdings" w:hAnsi="Wingdings" w:hint="default"/>
+        <w:sz w:val="20"/>
+      </w:rPr>
+    </w:lvl>
+    <w:lvl w:ilvl="7" w:tentative="1">
+      <w:start w:val="1"/>
+      <w:numFmt w:val="bullet"/>
+      <w:lvlText w:val=""/>
+      <w:lvlJc w:val="left"/>
+      <w:pPr>
+        <w:tabs>
+          <w:tab w:val="num" w:pos="5760"/>
+        </w:tabs>
+        <w:ind w:left="5760" w:hanging="360"/>
+      </w:pPr>
+      <w:rPr>
+        <w:rFonts w:ascii="Wingdings" w:hAnsi="Wingdings" w:hint="default"/>
+        <w:sz w:val="20"/>
+      </w:rPr>
+    </w:lvl>
+    <w:lvl w:ilvl="8" w:tentative="1">
+      <w:start w:val="1"/>
+      <w:numFmt w:val="bullet"/>
+      <w:lvlText w:val=""/>
+      <w:lvlJc w:val="left"/>
+      <w:pPr>
+        <w:tabs>
+          <w:tab w:val="num" w:pos="6480"/>
+        </w:tabs>
+        <w:ind w:left="6480" w:hanging="360"/>
+      </w:pPr>
+      <w:rPr>
+        <w:rFonts w:ascii="Wingdings" w:hAnsi="Wingdings" w:hint="default"/>
+        <w:sz w:val="20"/>
+      </w:rPr>
+    </w:lvl>
+  </w:abstractNum>
+  <w:abstractNum w:abstractNumId="5" w15:restartNumberingAfterBreak="0">
+    <w:nsid w:val="7D0334F0"/>
+    <w:multiLevelType w:val="multilevel"/>
+    <w:tmpl w:val="4BF0B6AE"/>
+    <w:lvl w:ilvl="0">
+      <w:start w:val="1"/>
+      <w:numFmt w:val="bullet"/>
+      <w:lvlText w:val=""/>
+      <w:lvlJc w:val="left"/>
+      <w:pPr>
+        <w:tabs>
+          <w:tab w:val="num" w:pos="720"/>
+        </w:tabs>
+        <w:ind w:left="720" w:hanging="360"/>
+      </w:pPr>
+      <w:rPr>
+        <w:rFonts w:ascii="Symbol" w:hAnsi="Symbol" w:hint="default"/>
+        <w:sz w:val="20"/>
+      </w:rPr>
+    </w:lvl>
+    <w:lvl w:ilvl="1" w:tentative="1">
+      <w:start w:val="1"/>
+      <w:numFmt w:val="bullet"/>
+      <w:lvlText w:val="o"/>
+      <w:lvlJc w:val="left"/>
+      <w:pPr>
+        <w:tabs>
+          <w:tab w:val="num" w:pos="1440"/>
+        </w:tabs>
+        <w:ind w:left="1440" w:hanging="360"/>
+      </w:pPr>
+      <w:rPr>
+        <w:rFonts w:ascii="Courier New" w:hAnsi="Courier New" w:hint="default"/>
+        <w:sz w:val="20"/>
+      </w:rPr>
+    </w:lvl>
+    <w:lvl w:ilvl="2" w:tentative="1">
+      <w:start w:val="1"/>
+      <w:numFmt w:val="bullet"/>
+      <w:lvlText w:val=""/>
+      <w:lvlJc w:val="left"/>
+      <w:pPr>
+        <w:tabs>
+          <w:tab w:val="num" w:pos="2160"/>
+        </w:tabs>
+        <w:ind w:left="2160" w:hanging="360"/>
+      </w:pPr>
+      <w:rPr>
+        <w:rFonts w:ascii="Wingdings" w:hAnsi="Wingdings" w:hint="default"/>
+        <w:sz w:val="20"/>
+      </w:rPr>
+    </w:lvl>
+    <w:lvl w:ilvl="3" w:tentative="1">
+      <w:start w:val="1"/>
+      <w:numFmt w:val="bullet"/>
+      <w:lvlText w:val=""/>
+      <w:lvlJc w:val="left"/>
+      <w:pPr>
+        <w:tabs>
+          <w:tab w:val="num" w:pos="2880"/>
+        </w:tabs>
+        <w:ind w:left="2880" w:hanging="360"/>
+      </w:pPr>
+      <w:rPr>
+        <w:rFonts w:ascii="Wingdings" w:hAnsi="Wingdings" w:hint="default"/>
+        <w:sz w:val="20"/>
+      </w:rPr>
+    </w:lvl>
+    <w:lvl w:ilvl="4" w:tentative="1">
+      <w:start w:val="1"/>
+      <w:numFmt w:val="bullet"/>
+      <w:lvlText w:val=""/>
+      <w:lvlJc w:val="left"/>
+      <w:pPr>
+        <w:tabs>
+          <w:tab w:val="num" w:pos="3600"/>
+        </w:tabs>
+        <w:ind w:left="3600" w:hanging="360"/>
+      </w:pPr>
+      <w:rPr>
+        <w:rFonts w:ascii="Wingdings" w:hAnsi="Wingdings" w:hint="default"/>
+        <w:sz w:val="20"/>
+      </w:rPr>
+    </w:lvl>
+    <w:lvl w:ilvl="5" w:tentative="1">
+      <w:start w:val="1"/>
+      <w:numFmt w:val="bullet"/>
+      <w:lvlText w:val=""/>
+      <w:lvlJc w:val="left"/>
+      <w:pPr>
+        <w:tabs>
+          <w:tab w:val="num" w:pos="4320"/>
+        </w:tabs>
+        <w:ind w:left="4320" w:hanging="360"/>
+      </w:pPr>
+      <w:rPr>
+        <w:rFonts w:ascii="Wingdings" w:hAnsi="Wingdings" w:hint="default"/>
+        <w:sz w:val="20"/>
+      </w:rPr>
+    </w:lvl>
+    <w:lvl w:ilvl="6" w:tentative="1">
+      <w:start w:val="1"/>
+      <w:numFmt w:val="bullet"/>
+      <w:lvlText w:val=""/>
+      <w:lvlJc w:val="left"/>
+      <w:pPr>
+        <w:tabs>
+          <w:tab w:val="num" w:pos="5040"/>
+        </w:tabs>
+        <w:ind w:left="5040" w:hanging="360"/>
+      </w:pPr>
+      <w:rPr>
+        <w:rFonts w:ascii="Wingdings" w:hAnsi="Wingdings" w:hint="default"/>
+        <w:sz w:val="20"/>
+      </w:rPr>
+    </w:lvl>
+    <w:lvl w:ilvl="7" w:tentative="1">
+      <w:start w:val="1"/>
+      <w:numFmt w:val="bullet"/>
+      <w:lvlText w:val=""/>
+      <w:lvlJc w:val="left"/>
+      <w:pPr>
+        <w:tabs>
+          <w:tab w:val="num" w:pos="5760"/>
+        </w:tabs>
+        <w:ind w:left="5760" w:hanging="360"/>
+      </w:pPr>
+      <w:rPr>
+        <w:rFonts w:ascii="Wingdings" w:hAnsi="Wingdings" w:hint="default"/>
+        <w:sz w:val="20"/>
+      </w:rPr>
+    </w:lvl>
+    <w:lvl w:ilvl="8" w:tentative="1">
+      <w:start w:val="1"/>
+      <w:numFmt w:val="bullet"/>
+      <w:lvlText w:val=""/>
+      <w:lvlJc w:val="left"/>
+      <w:pPr>
+        <w:tabs>
+          <w:tab w:val="num" w:pos="6480"/>
+        </w:tabs>
+        <w:ind w:left="6480" w:hanging="360"/>
+      </w:pPr>
+      <w:rPr>
+        <w:rFonts w:ascii="Wingdings" w:hAnsi="Wingdings" w:hint="default"/>
+        <w:sz w:val="20"/>
+      </w:rPr>
+    </w:lvl>
+  </w:abstractNum>
+  <w:num w:numId="1" w16cid:durableId="1188636038">
+    <w:abstractNumId w:val="3"/>
+  </w:num>
+  <w:num w:numId="2" w16cid:durableId="58405117">
+    <w:abstractNumId w:val="1"/>
+  </w:num>
+  <w:num w:numId="3" w16cid:durableId="1630083666">
+    <w:abstractNumId w:val="0"/>
+  </w:num>
+  <w:num w:numId="4" w16cid:durableId="52314145">
+    <w:abstractNumId w:val="4"/>
+  </w:num>
+  <w:num w:numId="5" w16cid:durableId="1230382265">
+    <w:abstractNumId w:val="2"/>
+  </w:num>
+  <w:num w:numId="6" w16cid:durableId="1672682172">
+    <w:abstractNumId w:val="5"/>
+  </w:num>
+</w:numbering>
 </file>
 
 <file path=word/styles.xml><?xml version="1.0" encoding="utf-8"?>
